--- a/Assignment5.docx
+++ b/Assignment5.docx
@@ -31,7 +31,7 @@
         <w:pStyle w:val="Date"/>
       </w:pPr>
       <w:r>
-        <w:t xml:space="preserve">27-09-2026</w:t>
+        <w:t xml:space="preserve">11-10-2026</w:t>
       </w:r>
     </w:p>
     <w:bookmarkStart w:id="9" w:name="introduction"/>
@@ -1460,14 +1460,14 @@
       <w:r>
         <w:drawing>
           <wp:inline>
-            <wp:extent cx="5334000" cy="4267200"/>
+            <wp:extent cx="4620126" cy="3696101"/>
             <wp:effectExtent b="0" l="0" r="0" t="0"/>
             <wp:docPr descr="" title="" id="11" name="Picture"/>
             <a:graphic>
               <a:graphicData uri="http://schemas.openxmlformats.org/drawingml/2006/picture">
                 <pic:pic>
                   <pic:nvPicPr>
-                    <pic:cNvPr descr="Assignment5_files/Assignment5_files/figure-docx/unnamed-chunk-5-1.png" id="12" name="Picture"/>
+                    <pic:cNvPr descr="Assignment5_files/figure-docx/unnamed-chunk-5-1.png" id="12" name="Picture"/>
                     <pic:cNvPicPr>
                       <a:picLocks noChangeArrowheads="1" noChangeAspect="1"/>
                     </pic:cNvPicPr>
@@ -1481,7 +1481,7 @@
                   <pic:spPr bwMode="auto">
                     <a:xfrm>
                       <a:off x="0" y="0"/>
-                      <a:ext cx="5334000" cy="4267200"/>
+                      <a:ext cx="4620126" cy="3696101"/>
                     </a:xfrm>
                     <a:prstGeom prst="rect">
                       <a:avLst/>
@@ -2020,14 +2020,14 @@
       <w:r>
         <w:drawing>
           <wp:inline>
-            <wp:extent cx="5334000" cy="4267200"/>
+            <wp:extent cx="4620126" cy="3696101"/>
             <wp:effectExtent b="0" l="0" r="0" t="0"/>
             <wp:docPr descr="" title="" id="14" name="Picture"/>
             <a:graphic>
               <a:graphicData uri="http://schemas.openxmlformats.org/drawingml/2006/picture">
                 <pic:pic>
                   <pic:nvPicPr>
-                    <pic:cNvPr descr="Assignment5_files/Assignment5_files/figure-docx/unnamed-chunk-7-1.png" id="15" name="Picture"/>
+                    <pic:cNvPr descr="Assignment5_files/figure-docx/unnamed-chunk-7-1.png" id="15" name="Picture"/>
                     <pic:cNvPicPr>
                       <a:picLocks noChangeArrowheads="1" noChangeAspect="1"/>
                     </pic:cNvPicPr>
@@ -2041,7 +2041,7 @@
                   <pic:spPr bwMode="auto">
                     <a:xfrm>
                       <a:off x="0" y="0"/>
-                      <a:ext cx="5334000" cy="4267200"/>
+                      <a:ext cx="4620126" cy="3696101"/>
                     </a:xfrm>
                     <a:prstGeom prst="rect">
                       <a:avLst/>
@@ -2367,14 +2367,14 @@
       <w:r>
         <w:drawing>
           <wp:inline>
-            <wp:extent cx="5334000" cy="4267200"/>
+            <wp:extent cx="4620126" cy="3696101"/>
             <wp:effectExtent b="0" l="0" r="0" t="0"/>
             <wp:docPr descr="" title="" id="17" name="Picture"/>
             <a:graphic>
               <a:graphicData uri="http://schemas.openxmlformats.org/drawingml/2006/picture">
                 <pic:pic>
                   <pic:nvPicPr>
-                    <pic:cNvPr descr="Assignment5_files/Assignment5_files/figure-docx/unnamed-chunk-8-1.png" id="18" name="Picture"/>
+                    <pic:cNvPr descr="Assignment5_files/figure-docx/unnamed-chunk-8-1.png" id="18" name="Picture"/>
                     <pic:cNvPicPr>
                       <a:picLocks noChangeArrowheads="1" noChangeAspect="1"/>
                     </pic:cNvPicPr>
@@ -2388,7 +2388,7 @@
                   <pic:spPr bwMode="auto">
                     <a:xfrm>
                       <a:off x="0" y="0"/>
-                      <a:ext cx="5334000" cy="4267200"/>
+                      <a:ext cx="4620126" cy="3696101"/>
                     </a:xfrm>
                     <a:prstGeom prst="rect">
                       <a:avLst/>
@@ -4502,14 +4502,14 @@
       <w:r>
         <w:drawing>
           <wp:inline>
-            <wp:extent cx="5334000" cy="4267200"/>
+            <wp:extent cx="4620126" cy="3696101"/>
             <wp:effectExtent b="0" l="0" r="0" t="0"/>
             <wp:docPr descr="" title="" id="21" name="Picture"/>
             <a:graphic>
               <a:graphicData uri="http://schemas.openxmlformats.org/drawingml/2006/picture">
                 <pic:pic>
                   <pic:nvPicPr>
-                    <pic:cNvPr descr="Assignment5_files/Assignment5_files/figure-docx/unnamed-chunk-15-1.png" id="22" name="Picture"/>
+                    <pic:cNvPr descr="Assignment5_files/figure-docx/unnamed-chunk-15-1.png" id="22" name="Picture"/>
                     <pic:cNvPicPr>
                       <a:picLocks noChangeArrowheads="1" noChangeAspect="1"/>
                     </pic:cNvPicPr>
@@ -4523,7 +4523,7 @@
                   <pic:spPr bwMode="auto">
                     <a:xfrm>
                       <a:off x="0" y="0"/>
-                      <a:ext cx="5334000" cy="4267200"/>
+                      <a:ext cx="4620126" cy="3696101"/>
                     </a:xfrm>
                     <a:prstGeom prst="rect">
                       <a:avLst/>
@@ -5844,14 +5844,14 @@
       <w:r>
         <w:drawing>
           <wp:inline>
-            <wp:extent cx="5334000" cy="4267200"/>
+            <wp:extent cx="4620126" cy="3696101"/>
             <wp:effectExtent b="0" l="0" r="0" t="0"/>
             <wp:docPr descr="" title="" id="25" name="Picture"/>
             <a:graphic>
               <a:graphicData uri="http://schemas.openxmlformats.org/drawingml/2006/picture">
                 <pic:pic>
                   <pic:nvPicPr>
-                    <pic:cNvPr descr="Assignment5_files/Assignment5_files/figure-docx/unnamed-chunk-19-1.png" id="26" name="Picture"/>
+                    <pic:cNvPr descr="Assignment5_files/figure-docx/unnamed-chunk-19-1.png" id="26" name="Picture"/>
                     <pic:cNvPicPr>
                       <a:picLocks noChangeArrowheads="1" noChangeAspect="1"/>
                     </pic:cNvPicPr>
@@ -5865,7 +5865,7 @@
                   <pic:spPr bwMode="auto">
                     <a:xfrm>
                       <a:off x="0" y="0"/>
-                      <a:ext cx="5334000" cy="4267200"/>
+                      <a:ext cx="4620126" cy="3696101"/>
                     </a:xfrm>
                     <a:prstGeom prst="rect">
                       <a:avLst/>
@@ -6179,14 +6179,14 @@
       <w:r>
         <w:drawing>
           <wp:inline>
-            <wp:extent cx="5334000" cy="4267200"/>
+            <wp:extent cx="4620126" cy="3696101"/>
             <wp:effectExtent b="0" l="0" r="0" t="0"/>
             <wp:docPr descr="" title="" id="28" name="Picture"/>
             <a:graphic>
               <a:graphicData uri="http://schemas.openxmlformats.org/drawingml/2006/picture">
                 <pic:pic>
                   <pic:nvPicPr>
-                    <pic:cNvPr descr="Assignment5_files/Assignment5_files/figure-docx/unnamed-chunk-20-1.png" id="29" name="Picture"/>
+                    <pic:cNvPr descr="Assignment5_files/figure-docx/unnamed-chunk-20-1.png" id="29" name="Picture"/>
                     <pic:cNvPicPr>
                       <a:picLocks noChangeArrowheads="1" noChangeAspect="1"/>
                     </pic:cNvPicPr>
@@ -6200,7 +6200,7 @@
                   <pic:spPr bwMode="auto">
                     <a:xfrm>
                       <a:off x="0" y="0"/>
-                      <a:ext cx="5334000" cy="4267200"/>
+                      <a:ext cx="4620126" cy="3696101"/>
                     </a:xfrm>
                     <a:prstGeom prst="rect">
                       <a:avLst/>
@@ -6564,14 +6564,14 @@
       <w:r>
         <w:drawing>
           <wp:inline>
-            <wp:extent cx="5334000" cy="4267200"/>
+            <wp:extent cx="4620126" cy="3696101"/>
             <wp:effectExtent b="0" l="0" r="0" t="0"/>
             <wp:docPr descr="" title="" id="31" name="Picture"/>
             <a:graphic>
               <a:graphicData uri="http://schemas.openxmlformats.org/drawingml/2006/picture">
                 <pic:pic>
                   <pic:nvPicPr>
-                    <pic:cNvPr descr="Assignment5_files/Assignment5_files/figure-docx/unnamed-chunk-21-1.png" id="32" name="Picture"/>
+                    <pic:cNvPr descr="Assignment5_files/figure-docx/unnamed-chunk-21-1.png" id="32" name="Picture"/>
                     <pic:cNvPicPr>
                       <a:picLocks noChangeArrowheads="1" noChangeAspect="1"/>
                     </pic:cNvPicPr>
@@ -6585,7 +6585,7 @@
                   <pic:spPr bwMode="auto">
                     <a:xfrm>
                       <a:off x="0" y="0"/>
-                      <a:ext cx="5334000" cy="4267200"/>
+                      <a:ext cx="4620126" cy="3696101"/>
                     </a:xfrm>
                     <a:prstGeom prst="rect">
                       <a:avLst/>
@@ -7338,14 +7338,14 @@
       <w:r>
         <w:drawing>
           <wp:inline>
-            <wp:extent cx="5334000" cy="4267200"/>
+            <wp:extent cx="4620126" cy="3696101"/>
             <wp:effectExtent b="0" l="0" r="0" t="0"/>
             <wp:docPr descr="" title="" id="34" name="Picture"/>
             <a:graphic>
               <a:graphicData uri="http://schemas.openxmlformats.org/drawingml/2006/picture">
                 <pic:pic>
                   <pic:nvPicPr>
-                    <pic:cNvPr descr="Assignment5_files/Assignment5_files/figure-docx/unnamed-chunk-22-1.png" id="35" name="Picture"/>
+                    <pic:cNvPr descr="Assignment5_files/figure-docx/unnamed-chunk-22-1.png" id="35" name="Picture"/>
                     <pic:cNvPicPr>
                       <a:picLocks noChangeArrowheads="1" noChangeAspect="1"/>
                     </pic:cNvPicPr>
@@ -7359,7 +7359,7 @@
                   <pic:spPr bwMode="auto">
                     <a:xfrm>
                       <a:off x="0" y="0"/>
-                      <a:ext cx="5334000" cy="4267200"/>
+                      <a:ext cx="4620126" cy="3696101"/>
                     </a:xfrm>
                     <a:prstGeom prst="rect">
                       <a:avLst/>
@@ -8424,7 +8424,7 @@
       </w:r>
     </w:p>
     <w:bookmarkEnd w:id="37"/>
-    <w:bookmarkStart w:id="38" w:name="week-5"/>
+    <w:bookmarkStart w:id="41" w:name="week-5"/>
     <w:p>
       <w:pPr>
         <w:pStyle w:val="Heading1"/>
@@ -8544,14 +8544,448 @@
       </w:pPr>
       <w:r>
         <w:rPr>
-          <w:rStyle w:val="CommentTok"/>
-        </w:rPr>
-        <w:t xml:space="preserve">#WRITE YOUR CODE HERE</w:t>
+          <w:rStyle w:val="NormalTok"/>
+        </w:rPr>
+        <w:t xml:space="preserve">mean_profit_month </w:t>
+      </w:r>
+      <w:r>
+        <w:rPr>
+          <w:rStyle w:val="OtherTok"/>
+        </w:rPr>
+        <w:t xml:space="preserve">&lt;-</w:t>
+      </w:r>
+      <w:r>
+        <w:rPr>
+          <w:rStyle w:val="NormalTok"/>
+        </w:rPr>
+        <w:t xml:space="preserve"> movies </w:t>
+      </w:r>
+      <w:r>
+        <w:rPr>
+          <w:rStyle w:val="SpecialCharTok"/>
+        </w:rPr>
+        <w:t xml:space="preserve">%&gt;%</w:t>
+      </w:r>
+      <w:r>
+        <w:br/>
+      </w:r>
+      <w:r>
+        <w:rPr>
+          <w:rStyle w:val="NormalTok"/>
+        </w:rPr>
+        <w:t xml:space="preserve">  </w:t>
+      </w:r>
+      <w:r>
+        <w:rPr>
+          <w:rStyle w:val="FunctionTok"/>
+        </w:rPr>
+        <w:t xml:space="preserve">group_by</w:t>
+      </w:r>
+      <w:r>
+        <w:rPr>
+          <w:rStyle w:val="NormalTok"/>
+        </w:rPr>
+        <w:t xml:space="preserve">(release_month) </w:t>
+      </w:r>
+      <w:r>
+        <w:rPr>
+          <w:rStyle w:val="SpecialCharTok"/>
+        </w:rPr>
+        <w:t xml:space="preserve">%&gt;%</w:t>
+      </w:r>
+      <w:r>
+        <w:br/>
+      </w:r>
+      <w:r>
+        <w:rPr>
+          <w:rStyle w:val="NormalTok"/>
+        </w:rPr>
+        <w:t xml:space="preserve">  </w:t>
+      </w:r>
+      <w:r>
+        <w:rPr>
+          <w:rStyle w:val="FunctionTok"/>
+        </w:rPr>
+        <w:t xml:space="preserve">summarise</w:t>
+      </w:r>
+      <w:r>
+        <w:rPr>
+          <w:rStyle w:val="NormalTok"/>
+        </w:rPr>
+        <w:t xml:space="preserve">(</w:t>
+      </w:r>
+      <w:r>
+        <w:br/>
+      </w:r>
+      <w:r>
+        <w:rPr>
+          <w:rStyle w:val="NormalTok"/>
+        </w:rPr>
+        <w:t xml:space="preserve">    </w:t>
+      </w:r>
+      <w:r>
+        <w:rPr>
+          <w:rStyle w:val="AttributeTok"/>
+        </w:rPr>
+        <w:t xml:space="preserve">mean_profit =</w:t>
+      </w:r>
+      <w:r>
+        <w:rPr>
+          <w:rStyle w:val="NormalTok"/>
+        </w:rPr>
+        <w:t xml:space="preserve"> </w:t>
+      </w:r>
+      <w:r>
+        <w:rPr>
+          <w:rStyle w:val="FunctionTok"/>
+        </w:rPr>
+        <w:t xml:space="preserve">mean</w:t>
+      </w:r>
+      <w:r>
+        <w:rPr>
+          <w:rStyle w:val="NormalTok"/>
+        </w:rPr>
+        <w:t xml:space="preserve">(profits, </w:t>
+      </w:r>
+      <w:r>
+        <w:rPr>
+          <w:rStyle w:val="AttributeTok"/>
+        </w:rPr>
+        <w:t xml:space="preserve">na.rm =</w:t>
+      </w:r>
+      <w:r>
+        <w:rPr>
+          <w:rStyle w:val="NormalTok"/>
+        </w:rPr>
+        <w:t xml:space="preserve"> </w:t>
+      </w:r>
+      <w:r>
+        <w:rPr>
+          <w:rStyle w:val="ConstantTok"/>
+        </w:rPr>
+        <w:t xml:space="preserve">TRUE</w:t>
+      </w:r>
+      <w:r>
+        <w:rPr>
+          <w:rStyle w:val="NormalTok"/>
+        </w:rPr>
+        <w:t xml:space="preserve">)</w:t>
+      </w:r>
+      <w:r>
+        <w:br/>
+      </w:r>
+      <w:r>
+        <w:rPr>
+          <w:rStyle w:val="NormalTok"/>
+        </w:rPr>
+        <w:t xml:space="preserve">  )</w:t>
+      </w:r>
+      <w:r>
+        <w:br/>
+      </w:r>
+      <w:r>
+        <w:br/>
+      </w:r>
+      <w:r>
+        <w:rPr>
+          <w:rStyle w:val="FunctionTok"/>
+        </w:rPr>
+        <w:t xml:space="preserve">ggplot</w:t>
+      </w:r>
+      <w:r>
+        <w:rPr>
+          <w:rStyle w:val="NormalTok"/>
+        </w:rPr>
+        <w:t xml:space="preserve">(mean_profit_month,</w:t>
+      </w:r>
+      <w:r>
+        <w:br/>
+      </w:r>
+      <w:r>
+        <w:rPr>
+          <w:rStyle w:val="NormalTok"/>
+        </w:rPr>
+        <w:t xml:space="preserve">       </w:t>
+      </w:r>
+      <w:r>
+        <w:rPr>
+          <w:rStyle w:val="FunctionTok"/>
+        </w:rPr>
+        <w:t xml:space="preserve">aes</w:t>
+      </w:r>
+      <w:r>
+        <w:rPr>
+          <w:rStyle w:val="NormalTok"/>
+        </w:rPr>
+        <w:t xml:space="preserve">(</w:t>
+      </w:r>
+      <w:r>
+        <w:rPr>
+          <w:rStyle w:val="AttributeTok"/>
+        </w:rPr>
+        <w:t xml:space="preserve">x =</w:t>
+      </w:r>
+      <w:r>
+        <w:rPr>
+          <w:rStyle w:val="NormalTok"/>
+        </w:rPr>
+        <w:t xml:space="preserve"> release_month,</w:t>
+      </w:r>
+      <w:r>
+        <w:br/>
+      </w:r>
+      <w:r>
+        <w:rPr>
+          <w:rStyle w:val="NormalTok"/>
+        </w:rPr>
+        <w:t xml:space="preserve">           </w:t>
+      </w:r>
+      <w:r>
+        <w:rPr>
+          <w:rStyle w:val="AttributeTok"/>
+        </w:rPr>
+        <w:t xml:space="preserve">y =</w:t>
+      </w:r>
+      <w:r>
+        <w:rPr>
+          <w:rStyle w:val="NormalTok"/>
+        </w:rPr>
+        <w:t xml:space="preserve"> mean_profit)) </w:t>
+      </w:r>
+      <w:r>
+        <w:rPr>
+          <w:rStyle w:val="SpecialCharTok"/>
+        </w:rPr>
+        <w:t xml:space="preserve">+</w:t>
+      </w:r>
+      <w:r>
+        <w:br/>
+      </w:r>
+      <w:r>
+        <w:rPr>
+          <w:rStyle w:val="NormalTok"/>
+        </w:rPr>
+        <w:t xml:space="preserve">  </w:t>
+      </w:r>
+      <w:r>
+        <w:rPr>
+          <w:rStyle w:val="FunctionTok"/>
+        </w:rPr>
+        <w:t xml:space="preserve">geom_line</w:t>
+      </w:r>
+      <w:r>
+        <w:rPr>
+          <w:rStyle w:val="NormalTok"/>
+        </w:rPr>
+        <w:t xml:space="preserve">() </w:t>
+      </w:r>
+      <w:r>
+        <w:rPr>
+          <w:rStyle w:val="SpecialCharTok"/>
+        </w:rPr>
+        <w:t xml:space="preserve">+</w:t>
+      </w:r>
+      <w:r>
+        <w:br/>
+      </w:r>
+      <w:r>
+        <w:rPr>
+          <w:rStyle w:val="NormalTok"/>
+        </w:rPr>
+        <w:t xml:space="preserve">  </w:t>
+      </w:r>
+      <w:r>
+        <w:rPr>
+          <w:rStyle w:val="FunctionTok"/>
+        </w:rPr>
+        <w:t xml:space="preserve">geom_point</w:t>
+      </w:r>
+      <w:r>
+        <w:rPr>
+          <w:rStyle w:val="NormalTok"/>
+        </w:rPr>
+        <w:t xml:space="preserve">() </w:t>
+      </w:r>
+      <w:r>
+        <w:rPr>
+          <w:rStyle w:val="SpecialCharTok"/>
+        </w:rPr>
+        <w:t xml:space="preserve">+</w:t>
+      </w:r>
+      <w:r>
+        <w:br/>
+      </w:r>
+      <w:r>
+        <w:rPr>
+          <w:rStyle w:val="NormalTok"/>
+        </w:rPr>
+        <w:t xml:space="preserve">  </w:t>
+      </w:r>
+      <w:r>
+        <w:rPr>
+          <w:rStyle w:val="FunctionTok"/>
+        </w:rPr>
+        <w:t xml:space="preserve">labs</w:t>
+      </w:r>
+      <w:r>
+        <w:rPr>
+          <w:rStyle w:val="NormalTok"/>
+        </w:rPr>
+        <w:t xml:space="preserve">(</w:t>
+      </w:r>
+      <w:r>
+        <w:br/>
+      </w:r>
+      <w:r>
+        <w:rPr>
+          <w:rStyle w:val="NormalTok"/>
+        </w:rPr>
+        <w:t xml:space="preserve">    </w:t>
+      </w:r>
+      <w:r>
+        <w:rPr>
+          <w:rStyle w:val="AttributeTok"/>
+        </w:rPr>
+        <w:t xml:space="preserve">title =</w:t>
+      </w:r>
+      <w:r>
+        <w:rPr>
+          <w:rStyle w:val="NormalTok"/>
+        </w:rPr>
+        <w:t xml:space="preserve"> </w:t>
+      </w:r>
+      <w:r>
+        <w:rPr>
+          <w:rStyle w:val="StringTok"/>
+        </w:rPr>
+        <w:t xml:space="preserve">"Mean Profit by Release Month"</w:t>
+      </w:r>
+      <w:r>
+        <w:rPr>
+          <w:rStyle w:val="NormalTok"/>
+        </w:rPr>
+        <w:t xml:space="preserve">,</w:t>
+      </w:r>
+      <w:r>
+        <w:br/>
+      </w:r>
+      <w:r>
+        <w:rPr>
+          <w:rStyle w:val="NormalTok"/>
+        </w:rPr>
+        <w:t xml:space="preserve">    </w:t>
+      </w:r>
+      <w:r>
+        <w:rPr>
+          <w:rStyle w:val="AttributeTok"/>
+        </w:rPr>
+        <w:t xml:space="preserve">x =</w:t>
+      </w:r>
+      <w:r>
+        <w:rPr>
+          <w:rStyle w:val="NormalTok"/>
+        </w:rPr>
+        <w:t xml:space="preserve"> </w:t>
+      </w:r>
+      <w:r>
+        <w:rPr>
+          <w:rStyle w:val="StringTok"/>
+        </w:rPr>
+        <w:t xml:space="preserve">"Release Month"</w:t>
+      </w:r>
+      <w:r>
+        <w:rPr>
+          <w:rStyle w:val="NormalTok"/>
+        </w:rPr>
+        <w:t xml:space="preserve">,</w:t>
+      </w:r>
+      <w:r>
+        <w:br/>
+      </w:r>
+      <w:r>
+        <w:rPr>
+          <w:rStyle w:val="NormalTok"/>
+        </w:rPr>
+        <w:t xml:space="preserve">    </w:t>
+      </w:r>
+      <w:r>
+        <w:rPr>
+          <w:rStyle w:val="AttributeTok"/>
+        </w:rPr>
+        <w:t xml:space="preserve">y =</w:t>
+      </w:r>
+      <w:r>
+        <w:rPr>
+          <w:rStyle w:val="NormalTok"/>
+        </w:rPr>
+        <w:t xml:space="preserve"> </w:t>
+      </w:r>
+      <w:r>
+        <w:rPr>
+          <w:rStyle w:val="StringTok"/>
+        </w:rPr>
+        <w:t xml:space="preserve">"Mean Profit"</w:t>
+      </w:r>
+      <w:r>
+        <w:br/>
+      </w:r>
+      <w:r>
+        <w:rPr>
+          <w:rStyle w:val="NormalTok"/>
+        </w:rPr>
+        <w:t xml:space="preserve">  )</w:t>
       </w:r>
     </w:p>
     <w:p>
       <w:pPr>
         <w:pStyle w:val="FirstParagraph"/>
+      </w:pPr>
+      <w:r>
+        <w:drawing>
+          <wp:inline>
+            <wp:extent cx="4620126" cy="3696101"/>
+            <wp:effectExtent b="0" l="0" r="0" t="0"/>
+            <wp:docPr descr="" title="" id="39" name="Picture"/>
+            <a:graphic>
+              <a:graphicData uri="http://schemas.openxmlformats.org/drawingml/2006/picture">
+                <pic:pic>
+                  <pic:nvPicPr>
+                    <pic:cNvPr descr="Assignment5_files/figure-docx/unnamed-chunk-33-1.png" id="40" name="Picture"/>
+                    <pic:cNvPicPr>
+                      <a:picLocks noChangeArrowheads="1" noChangeAspect="1"/>
+                    </pic:cNvPicPr>
+                  </pic:nvPicPr>
+                  <pic:blipFill>
+                    <a:blip r:embed="rId38"/>
+                    <a:stretch>
+                      <a:fillRect/>
+                    </a:stretch>
+                  </pic:blipFill>
+                  <pic:spPr bwMode="auto">
+                    <a:xfrm>
+                      <a:off x="0" y="0"/>
+                      <a:ext cx="4620126" cy="3696101"/>
+                    </a:xfrm>
+                    <a:prstGeom prst="rect">
+                      <a:avLst/>
+                    </a:prstGeom>
+                    <a:noFill/>
+                    <a:ln w="9525">
+                      <a:noFill/>
+                      <a:headEnd/>
+                      <a:tailEnd/>
+                    </a:ln>
+                  </pic:spPr>
+                </pic:pic>
+              </a:graphicData>
+            </a:graphic>
+          </wp:inline>
+        </w:drawing>
+      </w:r>
+    </w:p>
+    <w:p>
+      <w:pPr>
+        <w:pStyle w:val="BodyText"/>
       </w:pPr>
       <w:r>
         <w:rPr>
@@ -8566,7 +9000,7 @@
         <w:pStyle w:val="BodyText"/>
       </w:pPr>
       <w:r>
-        <w:t xml:space="preserve">Write your formulated response here.</w:t>
+        <w:t xml:space="preserve">The scatter plot illustrates a variation average profits across release months, as they increase from the beginning of the year and reach a peak around month 6, before heavily declining, it is also noted that there’s a small increase towards the end of the year. This all leads us to conclude that the month of release may have an effect on movie profits, as some months are more lucrative than others</w:t>
       </w:r>
     </w:p>
     <w:p>
@@ -8587,9 +9021,756 @@
       </w:pPr>
       <w:r>
         <w:rPr>
-          <w:rStyle w:val="CommentTok"/>
-        </w:rPr>
-        <w:t xml:space="preserve">#WRITE YOUR CODE HERE</w:t>
+          <w:rStyle w:val="NormalTok"/>
+        </w:rPr>
+        <w:t xml:space="preserve">movies</w:t>
+      </w:r>
+      <w:r>
+        <w:rPr>
+          <w:rStyle w:val="SpecialCharTok"/>
+        </w:rPr>
+        <w:t xml:space="preserve">$</w:t>
+      </w:r>
+      <w:r>
+        <w:rPr>
+          <w:rStyle w:val="NormalTok"/>
+        </w:rPr>
+        <w:t xml:space="preserve">english </w:t>
+      </w:r>
+      <w:r>
+        <w:rPr>
+          <w:rStyle w:val="OtherTok"/>
+        </w:rPr>
+        <w:t xml:space="preserve">&lt;-</w:t>
+      </w:r>
+      <w:r>
+        <w:rPr>
+          <w:rStyle w:val="NormalTok"/>
+        </w:rPr>
+        <w:t xml:space="preserve"> </w:t>
+      </w:r>
+      <w:r>
+        <w:rPr>
+          <w:rStyle w:val="FunctionTok"/>
+        </w:rPr>
+        <w:t xml:space="preserve">ifelse</w:t>
+      </w:r>
+      <w:r>
+        <w:rPr>
+          <w:rStyle w:val="NormalTok"/>
+        </w:rPr>
+        <w:t xml:space="preserve">(</w:t>
+      </w:r>
+      <w:r>
+        <w:br/>
+      </w:r>
+      <w:r>
+        <w:rPr>
+          <w:rStyle w:val="NormalTok"/>
+        </w:rPr>
+        <w:t xml:space="preserve">  movies</w:t>
+      </w:r>
+      <w:r>
+        <w:rPr>
+          <w:rStyle w:val="SpecialCharTok"/>
+        </w:rPr>
+        <w:t xml:space="preserve">$</w:t>
+      </w:r>
+      <w:r>
+        <w:rPr>
+          <w:rStyle w:val="NormalTok"/>
+        </w:rPr>
+        <w:t xml:space="preserve">original_language </w:t>
+      </w:r>
+      <w:r>
+        <w:rPr>
+          <w:rStyle w:val="SpecialCharTok"/>
+        </w:rPr>
+        <w:t xml:space="preserve">==</w:t>
+      </w:r>
+      <w:r>
+        <w:rPr>
+          <w:rStyle w:val="NormalTok"/>
+        </w:rPr>
+        <w:t xml:space="preserve"> </w:t>
+      </w:r>
+      <w:r>
+        <w:rPr>
+          <w:rStyle w:val="StringTok"/>
+        </w:rPr>
+        <w:t xml:space="preserve">"en"</w:t>
+      </w:r>
+      <w:r>
+        <w:rPr>
+          <w:rStyle w:val="NormalTok"/>
+        </w:rPr>
+        <w:t xml:space="preserve">,</w:t>
+      </w:r>
+      <w:r>
+        <w:br/>
+      </w:r>
+      <w:r>
+        <w:rPr>
+          <w:rStyle w:val="NormalTok"/>
+        </w:rPr>
+        <w:t xml:space="preserve">  </w:t>
+      </w:r>
+      <w:r>
+        <w:rPr>
+          <w:rStyle w:val="DecValTok"/>
+        </w:rPr>
+        <w:t xml:space="preserve">1</w:t>
+      </w:r>
+      <w:r>
+        <w:rPr>
+          <w:rStyle w:val="NormalTok"/>
+        </w:rPr>
+        <w:t xml:space="preserve">,</w:t>
+      </w:r>
+      <w:r>
+        <w:br/>
+      </w:r>
+      <w:r>
+        <w:rPr>
+          <w:rStyle w:val="NormalTok"/>
+        </w:rPr>
+        <w:t xml:space="preserve">  </w:t>
+      </w:r>
+      <w:r>
+        <w:rPr>
+          <w:rStyle w:val="DecValTok"/>
+        </w:rPr>
+        <w:t xml:space="preserve">0</w:t>
+      </w:r>
+      <w:r>
+        <w:br/>
+      </w:r>
+      <w:r>
+        <w:rPr>
+          <w:rStyle w:val="NormalTok"/>
+        </w:rPr>
+        <w:t xml:space="preserve">)</w:t>
+      </w:r>
+      <w:r>
+        <w:br/>
+      </w:r>
+      <w:r>
+        <w:br/>
+      </w:r>
+      <w:r>
+        <w:rPr>
+          <w:rStyle w:val="NormalTok"/>
+        </w:rPr>
+        <w:t xml:space="preserve">movies</w:t>
+      </w:r>
+      <w:r>
+        <w:rPr>
+          <w:rStyle w:val="SpecialCharTok"/>
+        </w:rPr>
+        <w:t xml:space="preserve">$</w:t>
+      </w:r>
+      <w:r>
+        <w:rPr>
+          <w:rStyle w:val="NormalTok"/>
+        </w:rPr>
+        <w:t xml:space="preserve">log_profit </w:t>
+      </w:r>
+      <w:r>
+        <w:rPr>
+          <w:rStyle w:val="OtherTok"/>
+        </w:rPr>
+        <w:t xml:space="preserve">&lt;-</w:t>
+      </w:r>
+      <w:r>
+        <w:rPr>
+          <w:rStyle w:val="NormalTok"/>
+        </w:rPr>
+        <w:t xml:space="preserve"> </w:t>
+      </w:r>
+      <w:r>
+        <w:rPr>
+          <w:rStyle w:val="FunctionTok"/>
+        </w:rPr>
+        <w:t xml:space="preserve">log</w:t>
+      </w:r>
+      <w:r>
+        <w:rPr>
+          <w:rStyle w:val="NormalTok"/>
+        </w:rPr>
+        <w:t xml:space="preserve">(movies</w:t>
+      </w:r>
+      <w:r>
+        <w:rPr>
+          <w:rStyle w:val="SpecialCharTok"/>
+        </w:rPr>
+        <w:t xml:space="preserve">$</w:t>
+      </w:r>
+      <w:r>
+        <w:rPr>
+          <w:rStyle w:val="NormalTok"/>
+        </w:rPr>
+        <w:t xml:space="preserve">profits)</w:t>
+      </w:r>
+    </w:p>
+    <w:p>
+      <w:pPr>
+        <w:pStyle w:val="SourceCode"/>
+      </w:pPr>
+      <w:r>
+        <w:rPr>
+          <w:rStyle w:val="VerbatimChar"/>
+        </w:rPr>
+        <w:t xml:space="preserve">## Warning in log(movies$profits): NaNs produced</w:t>
+      </w:r>
+    </w:p>
+    <w:p>
+      <w:pPr>
+        <w:pStyle w:val="SourceCode"/>
+      </w:pPr>
+      <w:r>
+        <w:rPr>
+          <w:rStyle w:val="NormalTok"/>
+        </w:rPr>
+        <w:t xml:space="preserve">movies</w:t>
+      </w:r>
+      <w:r>
+        <w:rPr>
+          <w:rStyle w:val="SpecialCharTok"/>
+        </w:rPr>
+        <w:t xml:space="preserve">$</w:t>
+      </w:r>
+      <w:r>
+        <w:rPr>
+          <w:rStyle w:val="NormalTok"/>
+        </w:rPr>
+        <w:t xml:space="preserve">log_profit[movies</w:t>
+      </w:r>
+      <w:r>
+        <w:rPr>
+          <w:rStyle w:val="SpecialCharTok"/>
+        </w:rPr>
+        <w:t xml:space="preserve">$</w:t>
+      </w:r>
+      <w:r>
+        <w:rPr>
+          <w:rStyle w:val="NormalTok"/>
+        </w:rPr>
+        <w:t xml:space="preserve">profits </w:t>
+      </w:r>
+      <w:r>
+        <w:rPr>
+          <w:rStyle w:val="SpecialCharTok"/>
+        </w:rPr>
+        <w:t xml:space="preserve">&lt;=</w:t>
+      </w:r>
+      <w:r>
+        <w:rPr>
+          <w:rStyle w:val="NormalTok"/>
+        </w:rPr>
+        <w:t xml:space="preserve"> </w:t>
+      </w:r>
+      <w:r>
+        <w:rPr>
+          <w:rStyle w:val="DecValTok"/>
+        </w:rPr>
+        <w:t xml:space="preserve">0</w:t>
+      </w:r>
+      <w:r>
+        <w:rPr>
+          <w:rStyle w:val="NormalTok"/>
+        </w:rPr>
+        <w:t xml:space="preserve">] </w:t>
+      </w:r>
+      <w:r>
+        <w:rPr>
+          <w:rStyle w:val="OtherTok"/>
+        </w:rPr>
+        <w:t xml:space="preserve">&lt;-</w:t>
+      </w:r>
+      <w:r>
+        <w:rPr>
+          <w:rStyle w:val="NormalTok"/>
+        </w:rPr>
+        <w:t xml:space="preserve"> </w:t>
+      </w:r>
+      <w:r>
+        <w:rPr>
+          <w:rStyle w:val="ConstantTok"/>
+        </w:rPr>
+        <w:t xml:space="preserve">NA</w:t>
+      </w:r>
+      <w:r>
+        <w:br/>
+      </w:r>
+      <w:r>
+        <w:br/>
+      </w:r>
+      <w:r>
+        <w:rPr>
+          <w:rStyle w:val="NormalTok"/>
+        </w:rPr>
+        <w:t xml:space="preserve">movies</w:t>
+      </w:r>
+      <w:r>
+        <w:rPr>
+          <w:rStyle w:val="SpecialCharTok"/>
+        </w:rPr>
+        <w:t xml:space="preserve">$</w:t>
+      </w:r>
+      <w:r>
+        <w:rPr>
+          <w:rStyle w:val="NormalTok"/>
+        </w:rPr>
+        <w:t xml:space="preserve">log_budget </w:t>
+      </w:r>
+      <w:r>
+        <w:rPr>
+          <w:rStyle w:val="OtherTok"/>
+        </w:rPr>
+        <w:t xml:space="preserve">&lt;-</w:t>
+      </w:r>
+      <w:r>
+        <w:rPr>
+          <w:rStyle w:val="NormalTok"/>
+        </w:rPr>
+        <w:t xml:space="preserve"> </w:t>
+      </w:r>
+      <w:r>
+        <w:rPr>
+          <w:rStyle w:val="FunctionTok"/>
+        </w:rPr>
+        <w:t xml:space="preserve">log</w:t>
+      </w:r>
+      <w:r>
+        <w:rPr>
+          <w:rStyle w:val="NormalTok"/>
+        </w:rPr>
+        <w:t xml:space="preserve">(movies</w:t>
+      </w:r>
+      <w:r>
+        <w:rPr>
+          <w:rStyle w:val="SpecialCharTok"/>
+        </w:rPr>
+        <w:t xml:space="preserve">$</w:t>
+      </w:r>
+      <w:r>
+        <w:rPr>
+          <w:rStyle w:val="NormalTok"/>
+        </w:rPr>
+        <w:t xml:space="preserve">budget)</w:t>
+      </w:r>
+      <w:r>
+        <w:br/>
+      </w:r>
+      <w:r>
+        <w:rPr>
+          <w:rStyle w:val="NormalTok"/>
+        </w:rPr>
+        <w:t xml:space="preserve">movies</w:t>
+      </w:r>
+      <w:r>
+        <w:rPr>
+          <w:rStyle w:val="SpecialCharTok"/>
+        </w:rPr>
+        <w:t xml:space="preserve">$</w:t>
+      </w:r>
+      <w:r>
+        <w:rPr>
+          <w:rStyle w:val="NormalTok"/>
+        </w:rPr>
+        <w:t xml:space="preserve">log_budget[movies</w:t>
+      </w:r>
+      <w:r>
+        <w:rPr>
+          <w:rStyle w:val="SpecialCharTok"/>
+        </w:rPr>
+        <w:t xml:space="preserve">$</w:t>
+      </w:r>
+      <w:r>
+        <w:rPr>
+          <w:rStyle w:val="NormalTok"/>
+        </w:rPr>
+        <w:t xml:space="preserve">budget </w:t>
+      </w:r>
+      <w:r>
+        <w:rPr>
+          <w:rStyle w:val="SpecialCharTok"/>
+        </w:rPr>
+        <w:t xml:space="preserve">&lt;=</w:t>
+      </w:r>
+      <w:r>
+        <w:rPr>
+          <w:rStyle w:val="NormalTok"/>
+        </w:rPr>
+        <w:t xml:space="preserve"> </w:t>
+      </w:r>
+      <w:r>
+        <w:rPr>
+          <w:rStyle w:val="DecValTok"/>
+        </w:rPr>
+        <w:t xml:space="preserve">0</w:t>
+      </w:r>
+      <w:r>
+        <w:rPr>
+          <w:rStyle w:val="NormalTok"/>
+        </w:rPr>
+        <w:t xml:space="preserve">] </w:t>
+      </w:r>
+      <w:r>
+        <w:rPr>
+          <w:rStyle w:val="OtherTok"/>
+        </w:rPr>
+        <w:t xml:space="preserve">&lt;-</w:t>
+      </w:r>
+      <w:r>
+        <w:rPr>
+          <w:rStyle w:val="NormalTok"/>
+        </w:rPr>
+        <w:t xml:space="preserve"> </w:t>
+      </w:r>
+      <w:r>
+        <w:rPr>
+          <w:rStyle w:val="ConstantTok"/>
+        </w:rPr>
+        <w:t xml:space="preserve">NA</w:t>
+      </w:r>
+      <w:r>
+        <w:br/>
+      </w:r>
+      <w:r>
+        <w:br/>
+      </w:r>
+      <w:r>
+        <w:rPr>
+          <w:rStyle w:val="NormalTok"/>
+        </w:rPr>
+        <w:t xml:space="preserve">model1 </w:t>
+      </w:r>
+      <w:r>
+        <w:rPr>
+          <w:rStyle w:val="OtherTok"/>
+        </w:rPr>
+        <w:t xml:space="preserve">&lt;-</w:t>
+      </w:r>
+      <w:r>
+        <w:rPr>
+          <w:rStyle w:val="NormalTok"/>
+        </w:rPr>
+        <w:t xml:space="preserve"> </w:t>
+      </w:r>
+      <w:r>
+        <w:rPr>
+          <w:rStyle w:val="FunctionTok"/>
+        </w:rPr>
+        <w:t xml:space="preserve">lm</w:t>
+      </w:r>
+      <w:r>
+        <w:rPr>
+          <w:rStyle w:val="NormalTok"/>
+        </w:rPr>
+        <w:t xml:space="preserve">(</w:t>
+      </w:r>
+      <w:r>
+        <w:br/>
+      </w:r>
+      <w:r>
+        <w:rPr>
+          <w:rStyle w:val="NormalTok"/>
+        </w:rPr>
+        <w:t xml:space="preserve">  log_profit </w:t>
+      </w:r>
+      <w:r>
+        <w:rPr>
+          <w:rStyle w:val="SpecialCharTok"/>
+        </w:rPr>
+        <w:t xml:space="preserve">~</w:t>
+      </w:r>
+      <w:r>
+        <w:br/>
+      </w:r>
+      <w:r>
+        <w:rPr>
+          <w:rStyle w:val="NormalTok"/>
+        </w:rPr>
+        <w:t xml:space="preserve">    log_budget </w:t>
+      </w:r>
+      <w:r>
+        <w:rPr>
+          <w:rStyle w:val="SpecialCharTok"/>
+        </w:rPr>
+        <w:t xml:space="preserve">+</w:t>
+      </w:r>
+      <w:r>
+        <w:br/>
+      </w:r>
+      <w:r>
+        <w:rPr>
+          <w:rStyle w:val="NormalTok"/>
+        </w:rPr>
+        <w:t xml:space="preserve">    english </w:t>
+      </w:r>
+      <w:r>
+        <w:rPr>
+          <w:rStyle w:val="SpecialCharTok"/>
+        </w:rPr>
+        <w:t xml:space="preserve">+</w:t>
+      </w:r>
+      <w:r>
+        <w:br/>
+      </w:r>
+      <w:r>
+        <w:rPr>
+          <w:rStyle w:val="NormalTok"/>
+        </w:rPr>
+        <w:t xml:space="preserve">    release_month,</w:t>
+      </w:r>
+      <w:r>
+        <w:br/>
+      </w:r>
+      <w:r>
+        <w:rPr>
+          <w:rStyle w:val="NormalTok"/>
+        </w:rPr>
+        <w:t xml:space="preserve">  </w:t>
+      </w:r>
+      <w:r>
+        <w:rPr>
+          <w:rStyle w:val="AttributeTok"/>
+        </w:rPr>
+        <w:t xml:space="preserve">data =</w:t>
+      </w:r>
+      <w:r>
+        <w:rPr>
+          <w:rStyle w:val="NormalTok"/>
+        </w:rPr>
+        <w:t xml:space="preserve"> movies</w:t>
+      </w:r>
+      <w:r>
+        <w:br/>
+      </w:r>
+      <w:r>
+        <w:rPr>
+          <w:rStyle w:val="NormalTok"/>
+        </w:rPr>
+        <w:t xml:space="preserve">)</w:t>
+      </w:r>
+      <w:r>
+        <w:br/>
+      </w:r>
+      <w:r>
+        <w:br/>
+      </w:r>
+      <w:r>
+        <w:rPr>
+          <w:rStyle w:val="FunctionTok"/>
+        </w:rPr>
+        <w:t xml:space="preserve">summary</w:t>
+      </w:r>
+      <w:r>
+        <w:rPr>
+          <w:rStyle w:val="NormalTok"/>
+        </w:rPr>
+        <w:t xml:space="preserve">(model1)</w:t>
+      </w:r>
+    </w:p>
+    <w:p>
+      <w:pPr>
+        <w:pStyle w:val="SourceCode"/>
+      </w:pPr>
+      <w:r>
+        <w:rPr>
+          <w:rStyle w:val="VerbatimChar"/>
+        </w:rPr>
+        <w:t xml:space="preserve">## </w:t>
+      </w:r>
+      <w:r>
+        <w:br/>
+      </w:r>
+      <w:r>
+        <w:rPr>
+          <w:rStyle w:val="VerbatimChar"/>
+        </w:rPr>
+        <w:t xml:space="preserve">## Call:</w:t>
+      </w:r>
+      <w:r>
+        <w:br/>
+      </w:r>
+      <w:r>
+        <w:rPr>
+          <w:rStyle w:val="VerbatimChar"/>
+        </w:rPr>
+        <w:t xml:space="preserve">## lm(formula = log_profit ~ log_budget + english + release_month, </w:t>
+      </w:r>
+      <w:r>
+        <w:br/>
+      </w:r>
+      <w:r>
+        <w:rPr>
+          <w:rStyle w:val="VerbatimChar"/>
+        </w:rPr>
+        <w:t xml:space="preserve">##     data = movies)</w:t>
+      </w:r>
+      <w:r>
+        <w:br/>
+      </w:r>
+      <w:r>
+        <w:rPr>
+          <w:rStyle w:val="VerbatimChar"/>
+        </w:rPr>
+        <w:t xml:space="preserve">## </w:t>
+      </w:r>
+      <w:r>
+        <w:br/>
+      </w:r>
+      <w:r>
+        <w:rPr>
+          <w:rStyle w:val="VerbatimChar"/>
+        </w:rPr>
+        <w:t xml:space="preserve">## Residuals:</w:t>
+      </w:r>
+      <w:r>
+        <w:br/>
+      </w:r>
+      <w:r>
+        <w:rPr>
+          <w:rStyle w:val="VerbatimChar"/>
+        </w:rPr>
+        <w:t xml:space="preserve">##     Min      1Q  Median      3Q     Max </w:t>
+      </w:r>
+      <w:r>
+        <w:br/>
+      </w:r>
+      <w:r>
+        <w:rPr>
+          <w:rStyle w:val="VerbatimChar"/>
+        </w:rPr>
+        <w:t xml:space="preserve">## -4.5542 -0.6182  0.1912  0.8167  3.5247 </w:t>
+      </w:r>
+      <w:r>
+        <w:br/>
+      </w:r>
+      <w:r>
+        <w:rPr>
+          <w:rStyle w:val="VerbatimChar"/>
+        </w:rPr>
+        <w:t xml:space="preserve">## </w:t>
+      </w:r>
+      <w:r>
+        <w:br/>
+      </w:r>
+      <w:r>
+        <w:rPr>
+          <w:rStyle w:val="VerbatimChar"/>
+        </w:rPr>
+        <w:t xml:space="preserve">## Coefficients:</w:t>
+      </w:r>
+      <w:r>
+        <w:br/>
+      </w:r>
+      <w:r>
+        <w:rPr>
+          <w:rStyle w:val="VerbatimChar"/>
+        </w:rPr>
+        <w:t xml:space="preserve">##               Estimate Std. Error t value Pr(&gt;|t|)    </w:t>
+      </w:r>
+      <w:r>
+        <w:br/>
+      </w:r>
+      <w:r>
+        <w:rPr>
+          <w:rStyle w:val="VerbatimChar"/>
+        </w:rPr>
+        <w:t xml:space="preserve">## (Intercept)    1.66059    0.94475   1.758   0.0796 .  </w:t>
+      </w:r>
+      <w:r>
+        <w:br/>
+      </w:r>
+      <w:r>
+        <w:rPr>
+          <w:rStyle w:val="VerbatimChar"/>
+        </w:rPr>
+        <w:t xml:space="preserve">## log_budget     0.88361    0.05052  17.491   &lt;2e-16 ***</w:t>
+      </w:r>
+      <w:r>
+        <w:br/>
+      </w:r>
+      <w:r>
+        <w:rPr>
+          <w:rStyle w:val="VerbatimChar"/>
+        </w:rPr>
+        <w:t xml:space="preserve">## english        0.74529    0.47458   1.570   0.1172    </w:t>
+      </w:r>
+      <w:r>
+        <w:br/>
+      </w:r>
+      <w:r>
+        <w:rPr>
+          <w:rStyle w:val="VerbatimChar"/>
+        </w:rPr>
+        <w:t xml:space="preserve">## release_month  0.01365    0.02036   0.671   0.5029    </w:t>
+      </w:r>
+      <w:r>
+        <w:br/>
+      </w:r>
+      <w:r>
+        <w:rPr>
+          <w:rStyle w:val="VerbatimChar"/>
+        </w:rPr>
+        <w:t xml:space="preserve">## ---</w:t>
+      </w:r>
+      <w:r>
+        <w:br/>
+      </w:r>
+      <w:r>
+        <w:rPr>
+          <w:rStyle w:val="VerbatimChar"/>
+        </w:rPr>
+        <w:t xml:space="preserve">## Signif. codes:  0 '***' 0.001 '**' 0.01 '*' 0.05 '.' 0.1 ' ' 1</w:t>
+      </w:r>
+      <w:r>
+        <w:br/>
+      </w:r>
+      <w:r>
+        <w:rPr>
+          <w:rStyle w:val="VerbatimChar"/>
+        </w:rPr>
+        <w:t xml:space="preserve">## </w:t>
+      </w:r>
+      <w:r>
+        <w:br/>
+      </w:r>
+      <w:r>
+        <w:rPr>
+          <w:rStyle w:val="VerbatimChar"/>
+        </w:rPr>
+        <w:t xml:space="preserve">## Residual standard error: 1.318 on 365 degrees of freedom</w:t>
+      </w:r>
+      <w:r>
+        <w:br/>
+      </w:r>
+      <w:r>
+        <w:rPr>
+          <w:rStyle w:val="VerbatimChar"/>
+        </w:rPr>
+        <w:t xml:space="preserve">##   (439 observations deleted due to missingness)</w:t>
+      </w:r>
+      <w:r>
+        <w:br/>
+      </w:r>
+      <w:r>
+        <w:rPr>
+          <w:rStyle w:val="VerbatimChar"/>
+        </w:rPr>
+        <w:t xml:space="preserve">## Multiple R-squared:  0.4669, Adjusted R-squared:  0.4625 </w:t>
+      </w:r>
+      <w:r>
+        <w:br/>
+      </w:r>
+      <w:r>
+        <w:rPr>
+          <w:rStyle w:val="VerbatimChar"/>
+        </w:rPr>
+        <w:t xml:space="preserve">## F-statistic: 106.5 on 3 and 365 DF,  p-value: &lt; 2.2e-16</w:t>
       </w:r>
     </w:p>
     <w:p>
@@ -8609,7 +9790,25 @@
         <w:pStyle w:val="BodyText"/>
       </w:pPr>
       <w:r>
-        <w:t xml:space="preserve">Write your formulated response here.</w:t>
+        <w:t xml:space="preserve">The estimated model is: log(profits) = 1.661 + 0.836 log(budget) + 0.745(english) + 0.014(release month).</w:t>
+      </w:r>
+      <w:r>
+        <w:t xml:space="preserve"> </w:t>
+      </w:r>
+      <w:r>
+        <w:t xml:space="preserve">The Coefficient of log budget is 0.836, and since there is a relationship, a 1% increase in budget leads to a 0.836% increase in profits, and the coefficient is highly statistically significant</w:t>
+      </w:r>
+      <w:r>
+        <w:t xml:space="preserve"> </w:t>
+      </w:r>
+      <w:r>
+        <w:t xml:space="preserve">The english coefficient is 0.745, which suggests that movies in the english language generally profit more than non english movies, however, it is worth noting that that coefficient is not statistically significant at 5%, p=0.1172</w:t>
+      </w:r>
+      <w:r>
+        <w:t xml:space="preserve"> </w:t>
+      </w:r>
+      <w:r>
+        <w:t xml:space="preserve">The coefficient associated with the release month is 0.014, which illustrates that movies that are released one month later in the year are predicted to have 1.4% higher profits, however it is not statistically significant p=0.503</w:t>
       </w:r>
     </w:p>
     <w:p>
@@ -8630,9 +9829,74 @@
       </w:pPr>
       <w:r>
         <w:rPr>
-          <w:rStyle w:val="CommentTok"/>
-        </w:rPr>
-        <w:t xml:space="preserve">#WRITE YOUR CODE HERE</w:t>
+          <w:rStyle w:val="FunctionTok"/>
+        </w:rPr>
+        <w:t xml:space="preserve">coef</w:t>
+      </w:r>
+      <w:r>
+        <w:rPr>
+          <w:rStyle w:val="NormalTok"/>
+        </w:rPr>
+        <w:t xml:space="preserve">(</w:t>
+      </w:r>
+      <w:r>
+        <w:rPr>
+          <w:rStyle w:val="FunctionTok"/>
+        </w:rPr>
+        <w:t xml:space="preserve">summary</w:t>
+      </w:r>
+      <w:r>
+        <w:rPr>
+          <w:rStyle w:val="NormalTok"/>
+        </w:rPr>
+        <w:t xml:space="preserve">(model1))</w:t>
+      </w:r>
+    </w:p>
+    <w:p>
+      <w:pPr>
+        <w:pStyle w:val="SourceCode"/>
+      </w:pPr>
+      <w:r>
+        <w:rPr>
+          <w:rStyle w:val="VerbatimChar"/>
+        </w:rPr>
+        <w:t xml:space="preserve">##                 Estimate Std. Error    t value     Pr(&gt;|t|)</w:t>
+      </w:r>
+      <w:r>
+        <w:br/>
+      </w:r>
+      <w:r>
+        <w:rPr>
+          <w:rStyle w:val="VerbatimChar"/>
+        </w:rPr>
+        <w:t xml:space="preserve">## (Intercept)   1.66059015 0.94475161  1.7577003 7.963675e-02</w:t>
+      </w:r>
+      <w:r>
+        <w:br/>
+      </w:r>
+      <w:r>
+        <w:rPr>
+          <w:rStyle w:val="VerbatimChar"/>
+        </w:rPr>
+        <w:t xml:space="preserve">## log_budget    0.88360680 0.05051902 17.4905778 3.472387e-50</w:t>
+      </w:r>
+      <w:r>
+        <w:br/>
+      </w:r>
+      <w:r>
+        <w:rPr>
+          <w:rStyle w:val="VerbatimChar"/>
+        </w:rPr>
+        <w:t xml:space="preserve">## english       0.74528566 0.47457555  1.5704257 1.171825e-01</w:t>
+      </w:r>
+      <w:r>
+        <w:br/>
+      </w:r>
+      <w:r>
+        <w:rPr>
+          <w:rStyle w:val="VerbatimChar"/>
+        </w:rPr>
+        <w:t xml:space="preserve">## release_month 0.01364962 0.02035659  0.6705256 5.029468e-01</w:t>
       </w:r>
     </w:p>
     <w:p>
@@ -8652,7 +9916,21 @@
         <w:pStyle w:val="BodyText"/>
       </w:pPr>
       <w:r>
-        <w:t xml:space="preserve">Write your formulated response here.</w:t>
+        <w:t xml:space="preserve">H0: Release month = 0</w:t>
+      </w:r>
+      <w:r>
+        <w:t xml:space="preserve"> </w:t>
+      </w:r>
+      <w:r>
+        <w:t xml:space="preserve">H1: Release month ≠ 0</w:t>
+      </w:r>
+    </w:p>
+    <w:p>
+      <w:pPr>
+        <w:pStyle w:val="BodyText"/>
+      </w:pPr>
+      <w:r>
+        <w:t xml:space="preserve">The estimated coefficient for the release month is 0.0137, with a p value of 0.5029, and since the p value is greater than 0.05, we fail to reject the null hypothesis that the coefficient of the release month is 0, therefore there is insufficient evidence to indicate that the release month has a significant effect on movie profits</w:t>
       </w:r>
     </w:p>
     <w:p>
@@ -8673,9 +9951,537 @@
       </w:pPr>
       <w:r>
         <w:rPr>
-          <w:rStyle w:val="CommentTok"/>
-        </w:rPr>
-        <w:t xml:space="preserve">#WRITE YOUR CODE HERE</w:t>
+          <w:rStyle w:val="NormalTok"/>
+        </w:rPr>
+        <w:t xml:space="preserve">model2 </w:t>
+      </w:r>
+      <w:r>
+        <w:rPr>
+          <w:rStyle w:val="OtherTok"/>
+        </w:rPr>
+        <w:t xml:space="preserve">&lt;-</w:t>
+      </w:r>
+      <w:r>
+        <w:rPr>
+          <w:rStyle w:val="NormalTok"/>
+        </w:rPr>
+        <w:t xml:space="preserve"> </w:t>
+      </w:r>
+      <w:r>
+        <w:rPr>
+          <w:rStyle w:val="FunctionTok"/>
+        </w:rPr>
+        <w:t xml:space="preserve">lm</w:t>
+      </w:r>
+      <w:r>
+        <w:rPr>
+          <w:rStyle w:val="NormalTok"/>
+        </w:rPr>
+        <w:t xml:space="preserve">(</w:t>
+      </w:r>
+      <w:r>
+        <w:br/>
+      </w:r>
+      <w:r>
+        <w:rPr>
+          <w:rStyle w:val="NormalTok"/>
+        </w:rPr>
+        <w:t xml:space="preserve">  log_profit </w:t>
+      </w:r>
+      <w:r>
+        <w:rPr>
+          <w:rStyle w:val="SpecialCharTok"/>
+        </w:rPr>
+        <w:t xml:space="preserve">~</w:t>
+      </w:r>
+      <w:r>
+        <w:br/>
+      </w:r>
+      <w:r>
+        <w:rPr>
+          <w:rStyle w:val="NormalTok"/>
+        </w:rPr>
+        <w:t xml:space="preserve">    log_budget </w:t>
+      </w:r>
+      <w:r>
+        <w:rPr>
+          <w:rStyle w:val="SpecialCharTok"/>
+        </w:rPr>
+        <w:t xml:space="preserve">+</w:t>
+      </w:r>
+      <w:r>
+        <w:br/>
+      </w:r>
+      <w:r>
+        <w:rPr>
+          <w:rStyle w:val="NormalTok"/>
+        </w:rPr>
+        <w:t xml:space="preserve">    english </w:t>
+      </w:r>
+      <w:r>
+        <w:rPr>
+          <w:rStyle w:val="SpecialCharTok"/>
+        </w:rPr>
+        <w:t xml:space="preserve">+</w:t>
+      </w:r>
+      <w:r>
+        <w:br/>
+      </w:r>
+      <w:r>
+        <w:rPr>
+          <w:rStyle w:val="NormalTok"/>
+        </w:rPr>
+        <w:t xml:space="preserve">    </w:t>
+      </w:r>
+      <w:r>
+        <w:rPr>
+          <w:rStyle w:val="FunctionTok"/>
+        </w:rPr>
+        <w:t xml:space="preserve">factor</w:t>
+      </w:r>
+      <w:r>
+        <w:rPr>
+          <w:rStyle w:val="NormalTok"/>
+        </w:rPr>
+        <w:t xml:space="preserve">(release_month),</w:t>
+      </w:r>
+      <w:r>
+        <w:br/>
+      </w:r>
+      <w:r>
+        <w:rPr>
+          <w:rStyle w:val="NormalTok"/>
+        </w:rPr>
+        <w:t xml:space="preserve">  </w:t>
+      </w:r>
+      <w:r>
+        <w:rPr>
+          <w:rStyle w:val="AttributeTok"/>
+        </w:rPr>
+        <w:t xml:space="preserve">data =</w:t>
+      </w:r>
+      <w:r>
+        <w:rPr>
+          <w:rStyle w:val="NormalTok"/>
+        </w:rPr>
+        <w:t xml:space="preserve"> movies</w:t>
+      </w:r>
+      <w:r>
+        <w:br/>
+      </w:r>
+      <w:r>
+        <w:rPr>
+          <w:rStyle w:val="NormalTok"/>
+        </w:rPr>
+        <w:t xml:space="preserve">)</w:t>
+      </w:r>
+      <w:r>
+        <w:br/>
+      </w:r>
+      <w:r>
+        <w:br/>
+      </w:r>
+      <w:r>
+        <w:rPr>
+          <w:rStyle w:val="FunctionTok"/>
+        </w:rPr>
+        <w:t xml:space="preserve">summary</w:t>
+      </w:r>
+      <w:r>
+        <w:rPr>
+          <w:rStyle w:val="NormalTok"/>
+        </w:rPr>
+        <w:t xml:space="preserve">(model2)</w:t>
+      </w:r>
+    </w:p>
+    <w:p>
+      <w:pPr>
+        <w:pStyle w:val="SourceCode"/>
+      </w:pPr>
+      <w:r>
+        <w:rPr>
+          <w:rStyle w:val="VerbatimChar"/>
+        </w:rPr>
+        <w:t xml:space="preserve">## </w:t>
+      </w:r>
+      <w:r>
+        <w:br/>
+      </w:r>
+      <w:r>
+        <w:rPr>
+          <w:rStyle w:val="VerbatimChar"/>
+        </w:rPr>
+        <w:t xml:space="preserve">## Call:</w:t>
+      </w:r>
+      <w:r>
+        <w:br/>
+      </w:r>
+      <w:r>
+        <w:rPr>
+          <w:rStyle w:val="VerbatimChar"/>
+        </w:rPr>
+        <w:t xml:space="preserve">## lm(formula = log_profit ~ log_budget + english + factor(release_month), </w:t>
+      </w:r>
+      <w:r>
+        <w:br/>
+      </w:r>
+      <w:r>
+        <w:rPr>
+          <w:rStyle w:val="VerbatimChar"/>
+        </w:rPr>
+        <w:t xml:space="preserve">##     data = movies)</w:t>
+      </w:r>
+      <w:r>
+        <w:br/>
+      </w:r>
+      <w:r>
+        <w:rPr>
+          <w:rStyle w:val="VerbatimChar"/>
+        </w:rPr>
+        <w:t xml:space="preserve">## </w:t>
+      </w:r>
+      <w:r>
+        <w:br/>
+      </w:r>
+      <w:r>
+        <w:rPr>
+          <w:rStyle w:val="VerbatimChar"/>
+        </w:rPr>
+        <w:t xml:space="preserve">## Residuals:</w:t>
+      </w:r>
+      <w:r>
+        <w:br/>
+      </w:r>
+      <w:r>
+        <w:rPr>
+          <w:rStyle w:val="VerbatimChar"/>
+        </w:rPr>
+        <w:t xml:space="preserve">##     Min      1Q  Median      3Q     Max </w:t>
+      </w:r>
+      <w:r>
+        <w:br/>
+      </w:r>
+      <w:r>
+        <w:rPr>
+          <w:rStyle w:val="VerbatimChar"/>
+        </w:rPr>
+        <w:t xml:space="preserve">## -4.4564 -0.5966  0.1700  0.8188  3.5868 </w:t>
+      </w:r>
+      <w:r>
+        <w:br/>
+      </w:r>
+      <w:r>
+        <w:rPr>
+          <w:rStyle w:val="VerbatimChar"/>
+        </w:rPr>
+        <w:t xml:space="preserve">## </w:t>
+      </w:r>
+      <w:r>
+        <w:br/>
+      </w:r>
+      <w:r>
+        <w:rPr>
+          <w:rStyle w:val="VerbatimChar"/>
+        </w:rPr>
+        <w:t xml:space="preserve">## Coefficients:</w:t>
+      </w:r>
+      <w:r>
+        <w:br/>
+      </w:r>
+      <w:r>
+        <w:rPr>
+          <w:rStyle w:val="VerbatimChar"/>
+        </w:rPr>
+        <w:t xml:space="preserve">##                         Estimate Std. Error t value Pr(&gt;|t|)    </w:t>
+      </w:r>
+      <w:r>
+        <w:br/>
+      </w:r>
+      <w:r>
+        <w:rPr>
+          <w:rStyle w:val="VerbatimChar"/>
+        </w:rPr>
+        <w:t xml:space="preserve">## (Intercept)              1.59613    0.97386   1.639  0.10211    </w:t>
+      </w:r>
+      <w:r>
+        <w:br/>
+      </w:r>
+      <w:r>
+        <w:rPr>
+          <w:rStyle w:val="VerbatimChar"/>
+        </w:rPr>
+        <w:t xml:space="preserve">## log_budget               0.86417    0.05297  16.315  &lt; 2e-16 ***</w:t>
+      </w:r>
+      <w:r>
+        <w:br/>
+      </w:r>
+      <w:r>
+        <w:rPr>
+          <w:rStyle w:val="VerbatimChar"/>
+        </w:rPr>
+        <w:t xml:space="preserve">## english                  0.74595    0.47611   1.567  0.11806    </w:t>
+      </w:r>
+      <w:r>
+        <w:br/>
+      </w:r>
+      <w:r>
+        <w:rPr>
+          <w:rStyle w:val="VerbatimChar"/>
+        </w:rPr>
+        <w:t xml:space="preserve">## factor(release_month)2   0.15218    0.38677   0.393  0.69422    </w:t>
+      </w:r>
+      <w:r>
+        <w:br/>
+      </w:r>
+      <w:r>
+        <w:rPr>
+          <w:rStyle w:val="VerbatimChar"/>
+        </w:rPr>
+        <w:t xml:space="preserve">## factor(release_month)3   0.50635    0.37714   1.343  0.18026    </w:t>
+      </w:r>
+      <w:r>
+        <w:br/>
+      </w:r>
+      <w:r>
+        <w:rPr>
+          <w:rStyle w:val="VerbatimChar"/>
+        </w:rPr>
+        <w:t xml:space="preserve">## factor(release_month)4   0.65713    0.37888   1.734  0.08371 .  </w:t>
+      </w:r>
+      <w:r>
+        <w:br/>
+      </w:r>
+      <w:r>
+        <w:rPr>
+          <w:rStyle w:val="VerbatimChar"/>
+        </w:rPr>
+        <w:t xml:space="preserve">## factor(release_month)5   0.58154    0.35355   1.645  0.10089    </w:t>
+      </w:r>
+      <w:r>
+        <w:br/>
+      </w:r>
+      <w:r>
+        <w:rPr>
+          <w:rStyle w:val="VerbatimChar"/>
+        </w:rPr>
+        <w:t xml:space="preserve">## factor(release_month)6   0.98012    0.36339   2.697  0.00733 ** </w:t>
+      </w:r>
+      <w:r>
+        <w:br/>
+      </w:r>
+      <w:r>
+        <w:rPr>
+          <w:rStyle w:val="VerbatimChar"/>
+        </w:rPr>
+        <w:t xml:space="preserve">## factor(release_month)7   0.59059    0.36144   1.634  0.10314    </w:t>
+      </w:r>
+      <w:r>
+        <w:br/>
+      </w:r>
+      <w:r>
+        <w:rPr>
+          <w:rStyle w:val="VerbatimChar"/>
+        </w:rPr>
+        <w:t xml:space="preserve">## factor(release_month)8   0.40378    0.35783   1.128  0.25991    </w:t>
+      </w:r>
+      <w:r>
+        <w:br/>
+      </w:r>
+      <w:r>
+        <w:rPr>
+          <w:rStyle w:val="VerbatimChar"/>
+        </w:rPr>
+        <w:t xml:space="preserve">## factor(release_month)9   0.07199    0.34278   0.210  0.83377    </w:t>
+      </w:r>
+      <w:r>
+        <w:br/>
+      </w:r>
+      <w:r>
+        <w:rPr>
+          <w:rStyle w:val="VerbatimChar"/>
+        </w:rPr>
+        <w:t xml:space="preserve">## factor(release_month)10  1.01913    0.36059   2.826  0.00498 ** </w:t>
+      </w:r>
+      <w:r>
+        <w:br/>
+      </w:r>
+      <w:r>
+        <w:rPr>
+          <w:rStyle w:val="VerbatimChar"/>
+        </w:rPr>
+        <w:t xml:space="preserve">## factor(release_month)11  0.66745    0.37794   1.766  0.07825 .  </w:t>
+      </w:r>
+      <w:r>
+        <w:br/>
+      </w:r>
+      <w:r>
+        <w:rPr>
+          <w:rStyle w:val="VerbatimChar"/>
+        </w:rPr>
+        <w:t xml:space="preserve">## factor(release_month)12  0.30421    0.33759   0.901  0.36813    </w:t>
+      </w:r>
+      <w:r>
+        <w:br/>
+      </w:r>
+      <w:r>
+        <w:rPr>
+          <w:rStyle w:val="VerbatimChar"/>
+        </w:rPr>
+        <w:t xml:space="preserve">## ---</w:t>
+      </w:r>
+      <w:r>
+        <w:br/>
+      </w:r>
+      <w:r>
+        <w:rPr>
+          <w:rStyle w:val="VerbatimChar"/>
+        </w:rPr>
+        <w:t xml:space="preserve">## Signif. codes:  0 '***' 0.001 '**' 0.01 '*' 0.05 '.' 0.1 ' ' 1</w:t>
+      </w:r>
+      <w:r>
+        <w:br/>
+      </w:r>
+      <w:r>
+        <w:rPr>
+          <w:rStyle w:val="VerbatimChar"/>
+        </w:rPr>
+        <w:t xml:space="preserve">## </w:t>
+      </w:r>
+      <w:r>
+        <w:br/>
+      </w:r>
+      <w:r>
+        <w:rPr>
+          <w:rStyle w:val="VerbatimChar"/>
+        </w:rPr>
+        <w:t xml:space="preserve">## Residual standard error: 1.3 on 355 degrees of freedom</w:t>
+      </w:r>
+      <w:r>
+        <w:br/>
+      </w:r>
+      <w:r>
+        <w:rPr>
+          <w:rStyle w:val="VerbatimChar"/>
+        </w:rPr>
+        <w:t xml:space="preserve">##   (439 observations deleted due to missingness)</w:t>
+      </w:r>
+      <w:r>
+        <w:br/>
+      </w:r>
+      <w:r>
+        <w:rPr>
+          <w:rStyle w:val="VerbatimChar"/>
+        </w:rPr>
+        <w:t xml:space="preserve">## Multiple R-squared:  0.4955, Adjusted R-squared:  0.4771 </w:t>
+      </w:r>
+      <w:r>
+        <w:br/>
+      </w:r>
+      <w:r>
+        <w:rPr>
+          <w:rStyle w:val="VerbatimChar"/>
+        </w:rPr>
+        <w:t xml:space="preserve">## F-statistic: 26.82 on 13 and 355 DF,  p-value: &lt; 2.2e-16</w:t>
+      </w:r>
+    </w:p>
+    <w:p>
+      <w:pPr>
+        <w:pStyle w:val="SourceCode"/>
+      </w:pPr>
+      <w:r>
+        <w:rPr>
+          <w:rStyle w:val="FunctionTok"/>
+        </w:rPr>
+        <w:t xml:space="preserve">anova</w:t>
+      </w:r>
+      <w:r>
+        <w:rPr>
+          <w:rStyle w:val="NormalTok"/>
+        </w:rPr>
+        <w:t xml:space="preserve">(model1, model2)</w:t>
+      </w:r>
+    </w:p>
+    <w:p>
+      <w:pPr>
+        <w:pStyle w:val="SourceCode"/>
+      </w:pPr>
+      <w:r>
+        <w:rPr>
+          <w:rStyle w:val="VerbatimChar"/>
+        </w:rPr>
+        <w:t xml:space="preserve">## Analysis of Variance Table</w:t>
+      </w:r>
+      <w:r>
+        <w:br/>
+      </w:r>
+      <w:r>
+        <w:rPr>
+          <w:rStyle w:val="VerbatimChar"/>
+        </w:rPr>
+        <w:t xml:space="preserve">## </w:t>
+      </w:r>
+      <w:r>
+        <w:br/>
+      </w:r>
+      <w:r>
+        <w:rPr>
+          <w:rStyle w:val="VerbatimChar"/>
+        </w:rPr>
+        <w:t xml:space="preserve">## Model 1: log_profit ~ log_budget + english + release_month</w:t>
+      </w:r>
+      <w:r>
+        <w:br/>
+      </w:r>
+      <w:r>
+        <w:rPr>
+          <w:rStyle w:val="VerbatimChar"/>
+        </w:rPr>
+        <w:t xml:space="preserve">## Model 2: log_profit ~ log_budget + english + factor(release_month)</w:t>
+      </w:r>
+      <w:r>
+        <w:br/>
+      </w:r>
+      <w:r>
+        <w:rPr>
+          <w:rStyle w:val="VerbatimChar"/>
+        </w:rPr>
+        <w:t xml:space="preserve">##   Res.Df    RSS Df Sum of Sq      F Pr(&gt;F)  </w:t>
+      </w:r>
+      <w:r>
+        <w:br/>
+      </w:r>
+      <w:r>
+        <w:rPr>
+          <w:rStyle w:val="VerbatimChar"/>
+        </w:rPr>
+        <w:t xml:space="preserve">## 1    365 634.15                             </w:t>
+      </w:r>
+      <w:r>
+        <w:br/>
+      </w:r>
+      <w:r>
+        <w:rPr>
+          <w:rStyle w:val="VerbatimChar"/>
+        </w:rPr>
+        <w:t xml:space="preserve">## 2    355 600.05 10    34.099 2.0173 0.0308 *</w:t>
+      </w:r>
+      <w:r>
+        <w:br/>
+      </w:r>
+      <w:r>
+        <w:rPr>
+          <w:rStyle w:val="VerbatimChar"/>
+        </w:rPr>
+        <w:t xml:space="preserve">## ---</w:t>
+      </w:r>
+      <w:r>
+        <w:br/>
+      </w:r>
+      <w:r>
+        <w:rPr>
+          <w:rStyle w:val="VerbatimChar"/>
+        </w:rPr>
+        <w:t xml:space="preserve">## Signif. codes:  0 '***' 0.001 '**' 0.01 '*' 0.05 '.' 0.1 ' ' 1</w:t>
       </w:r>
     </w:p>
     <w:p>
@@ -8695,7 +10501,13 @@
         <w:pStyle w:val="BodyText"/>
       </w:pPr>
       <w:r>
-        <w:t xml:space="preserve">Write your formulated response here.</w:t>
+        <w:t xml:space="preserve">The plot in part a does not give a reasonable assumption that the effect of the release month on profits is linear, as average points increase until around month 6, then decline afterwards, and rises again shortly before the end of the year. Therefore it would be more reasonable to treat each month as a categorical variable to allow each month to have a different effect on profits</w:t>
+      </w:r>
+      <w:r>
+        <w:t xml:space="preserve"> </w:t>
+      </w:r>
+      <w:r>
+        <w:t xml:space="preserve">An F test was performed to see whether release months have an effect on profits, and produced a p value of 0.0308, which is smaller than 0.05, therefore we have enough statistical evidence to reject the null hypothesis that the release month has no impact on profits.</w:t>
       </w:r>
     </w:p>
     <w:p>
@@ -8716,9 +10528,401 @@
       </w:pPr>
       <w:r>
         <w:rPr>
-          <w:rStyle w:val="CommentTok"/>
-        </w:rPr>
-        <w:t xml:space="preserve">#WRITE YOUR CODE HERE</w:t>
+          <w:rStyle w:val="NormalTok"/>
+        </w:rPr>
+        <w:t xml:space="preserve">month_data </w:t>
+      </w:r>
+      <w:r>
+        <w:rPr>
+          <w:rStyle w:val="OtherTok"/>
+        </w:rPr>
+        <w:t xml:space="preserve">&lt;-</w:t>
+      </w:r>
+      <w:r>
+        <w:rPr>
+          <w:rStyle w:val="NormalTok"/>
+        </w:rPr>
+        <w:t xml:space="preserve"> </w:t>
+      </w:r>
+      <w:r>
+        <w:rPr>
+          <w:rStyle w:val="FunctionTok"/>
+        </w:rPr>
+        <w:t xml:space="preserve">data.frame</w:t>
+      </w:r>
+      <w:r>
+        <w:rPr>
+          <w:rStyle w:val="NormalTok"/>
+        </w:rPr>
+        <w:t xml:space="preserve">(</w:t>
+      </w:r>
+      <w:r>
+        <w:br/>
+      </w:r>
+      <w:r>
+        <w:rPr>
+          <w:rStyle w:val="NormalTok"/>
+        </w:rPr>
+        <w:t xml:space="preserve">  </w:t>
+      </w:r>
+      <w:r>
+        <w:rPr>
+          <w:rStyle w:val="AttributeTok"/>
+        </w:rPr>
+        <w:t xml:space="preserve">release_month =</w:t>
+      </w:r>
+      <w:r>
+        <w:rPr>
+          <w:rStyle w:val="NormalTok"/>
+        </w:rPr>
+        <w:t xml:space="preserve"> </w:t>
+      </w:r>
+      <w:r>
+        <w:rPr>
+          <w:rStyle w:val="DecValTok"/>
+        </w:rPr>
+        <w:t xml:space="preserve">1</w:t>
+      </w:r>
+      <w:r>
+        <w:rPr>
+          <w:rStyle w:val="SpecialCharTok"/>
+        </w:rPr>
+        <w:t xml:space="preserve">:</w:t>
+      </w:r>
+      <w:r>
+        <w:rPr>
+          <w:rStyle w:val="DecValTok"/>
+        </w:rPr>
+        <w:t xml:space="preserve">12</w:t>
+      </w:r>
+      <w:r>
+        <w:rPr>
+          <w:rStyle w:val="NormalTok"/>
+        </w:rPr>
+        <w:t xml:space="preserve">,</w:t>
+      </w:r>
+      <w:r>
+        <w:br/>
+      </w:r>
+      <w:r>
+        <w:rPr>
+          <w:rStyle w:val="NormalTok"/>
+        </w:rPr>
+        <w:t xml:space="preserve">  </w:t>
+      </w:r>
+      <w:r>
+        <w:rPr>
+          <w:rStyle w:val="AttributeTok"/>
+        </w:rPr>
+        <w:t xml:space="preserve">log_budget =</w:t>
+      </w:r>
+      <w:r>
+        <w:rPr>
+          <w:rStyle w:val="NormalTok"/>
+        </w:rPr>
+        <w:t xml:space="preserve"> </w:t>
+      </w:r>
+      <w:r>
+        <w:rPr>
+          <w:rStyle w:val="FunctionTok"/>
+        </w:rPr>
+        <w:t xml:space="preserve">mean</w:t>
+      </w:r>
+      <w:r>
+        <w:rPr>
+          <w:rStyle w:val="NormalTok"/>
+        </w:rPr>
+        <w:t xml:space="preserve">(movies</w:t>
+      </w:r>
+      <w:r>
+        <w:rPr>
+          <w:rStyle w:val="SpecialCharTok"/>
+        </w:rPr>
+        <w:t xml:space="preserve">$</w:t>
+      </w:r>
+      <w:r>
+        <w:rPr>
+          <w:rStyle w:val="NormalTok"/>
+        </w:rPr>
+        <w:t xml:space="preserve">log_budget, </w:t>
+      </w:r>
+      <w:r>
+        <w:rPr>
+          <w:rStyle w:val="AttributeTok"/>
+        </w:rPr>
+        <w:t xml:space="preserve">na.rm =</w:t>
+      </w:r>
+      <w:r>
+        <w:rPr>
+          <w:rStyle w:val="NormalTok"/>
+        </w:rPr>
+        <w:t xml:space="preserve"> </w:t>
+      </w:r>
+      <w:r>
+        <w:rPr>
+          <w:rStyle w:val="ConstantTok"/>
+        </w:rPr>
+        <w:t xml:space="preserve">TRUE</w:t>
+      </w:r>
+      <w:r>
+        <w:rPr>
+          <w:rStyle w:val="NormalTok"/>
+        </w:rPr>
+        <w:t xml:space="preserve">),</w:t>
+      </w:r>
+      <w:r>
+        <w:br/>
+      </w:r>
+      <w:r>
+        <w:rPr>
+          <w:rStyle w:val="NormalTok"/>
+        </w:rPr>
+        <w:t xml:space="preserve">  </w:t>
+      </w:r>
+      <w:r>
+        <w:rPr>
+          <w:rStyle w:val="AttributeTok"/>
+        </w:rPr>
+        <w:t xml:space="preserve">english =</w:t>
+      </w:r>
+      <w:r>
+        <w:rPr>
+          <w:rStyle w:val="NormalTok"/>
+        </w:rPr>
+        <w:t xml:space="preserve"> </w:t>
+      </w:r>
+      <w:r>
+        <w:rPr>
+          <w:rStyle w:val="DecValTok"/>
+        </w:rPr>
+        <w:t xml:space="preserve">1</w:t>
+      </w:r>
+      <w:r>
+        <w:br/>
+      </w:r>
+      <w:r>
+        <w:rPr>
+          <w:rStyle w:val="NormalTok"/>
+        </w:rPr>
+        <w:t xml:space="preserve">)</w:t>
+      </w:r>
+      <w:r>
+        <w:br/>
+      </w:r>
+      <w:r>
+        <w:br/>
+      </w:r>
+      <w:r>
+        <w:rPr>
+          <w:rStyle w:val="NormalTok"/>
+        </w:rPr>
+        <w:t xml:space="preserve">month_data</w:t>
+      </w:r>
+      <w:r>
+        <w:rPr>
+          <w:rStyle w:val="SpecialCharTok"/>
+        </w:rPr>
+        <w:t xml:space="preserve">$</w:t>
+      </w:r>
+      <w:r>
+        <w:rPr>
+          <w:rStyle w:val="NormalTok"/>
+        </w:rPr>
+        <w:t xml:space="preserve">predicted </w:t>
+      </w:r>
+      <w:r>
+        <w:rPr>
+          <w:rStyle w:val="OtherTok"/>
+        </w:rPr>
+        <w:t xml:space="preserve">&lt;-</w:t>
+      </w:r>
+      <w:r>
+        <w:rPr>
+          <w:rStyle w:val="NormalTok"/>
+        </w:rPr>
+        <w:t xml:space="preserve"> </w:t>
+      </w:r>
+      <w:r>
+        <w:rPr>
+          <w:rStyle w:val="FunctionTok"/>
+        </w:rPr>
+        <w:t xml:space="preserve">predict</w:t>
+      </w:r>
+      <w:r>
+        <w:rPr>
+          <w:rStyle w:val="NormalTok"/>
+        </w:rPr>
+        <w:t xml:space="preserve">(</w:t>
+      </w:r>
+      <w:r>
+        <w:br/>
+      </w:r>
+      <w:r>
+        <w:rPr>
+          <w:rStyle w:val="NormalTok"/>
+        </w:rPr>
+        <w:t xml:space="preserve">  model2,</w:t>
+      </w:r>
+      <w:r>
+        <w:br/>
+      </w:r>
+      <w:r>
+        <w:rPr>
+          <w:rStyle w:val="NormalTok"/>
+        </w:rPr>
+        <w:t xml:space="preserve">  </w:t>
+      </w:r>
+      <w:r>
+        <w:rPr>
+          <w:rStyle w:val="AttributeTok"/>
+        </w:rPr>
+        <w:t xml:space="preserve">newdata =</w:t>
+      </w:r>
+      <w:r>
+        <w:rPr>
+          <w:rStyle w:val="NormalTok"/>
+        </w:rPr>
+        <w:t xml:space="preserve"> month_data</w:t>
+      </w:r>
+      <w:r>
+        <w:br/>
+      </w:r>
+      <w:r>
+        <w:rPr>
+          <w:rStyle w:val="NormalTok"/>
+        </w:rPr>
+        <w:t xml:space="preserve">)</w:t>
+      </w:r>
+      <w:r>
+        <w:br/>
+      </w:r>
+      <w:r>
+        <w:br/>
+      </w:r>
+      <w:r>
+        <w:rPr>
+          <w:rStyle w:val="NormalTok"/>
+        </w:rPr>
+        <w:t xml:space="preserve">month_data</w:t>
+      </w:r>
+    </w:p>
+    <w:p>
+      <w:pPr>
+        <w:pStyle w:val="SourceCode"/>
+      </w:pPr>
+      <w:r>
+        <w:rPr>
+          <w:rStyle w:val="VerbatimChar"/>
+        </w:rPr>
+        <w:t xml:space="preserve">##    release_month log_budget english predicted</w:t>
+      </w:r>
+      <w:r>
+        <w:br/>
+      </w:r>
+      <w:r>
+        <w:rPr>
+          <w:rStyle w:val="VerbatimChar"/>
+        </w:rPr>
+        <w:t xml:space="preserve">## 1              1   16.70727       1  16.78003</w:t>
+      </w:r>
+      <w:r>
+        <w:br/>
+      </w:r>
+      <w:r>
+        <w:rPr>
+          <w:rStyle w:val="VerbatimChar"/>
+        </w:rPr>
+        <w:t xml:space="preserve">## 2              2   16.70727       1  16.93221</w:t>
+      </w:r>
+      <w:r>
+        <w:br/>
+      </w:r>
+      <w:r>
+        <w:rPr>
+          <w:rStyle w:val="VerbatimChar"/>
+        </w:rPr>
+        <w:t xml:space="preserve">## 3              3   16.70727       1  17.28638</w:t>
+      </w:r>
+      <w:r>
+        <w:br/>
+      </w:r>
+      <w:r>
+        <w:rPr>
+          <w:rStyle w:val="VerbatimChar"/>
+        </w:rPr>
+        <w:t xml:space="preserve">## 4              4   16.70727       1  17.43716</w:t>
+      </w:r>
+      <w:r>
+        <w:br/>
+      </w:r>
+      <w:r>
+        <w:rPr>
+          <w:rStyle w:val="VerbatimChar"/>
+        </w:rPr>
+        <w:t xml:space="preserve">## 5              5   16.70727       1  17.36157</w:t>
+      </w:r>
+      <w:r>
+        <w:br/>
+      </w:r>
+      <w:r>
+        <w:rPr>
+          <w:rStyle w:val="VerbatimChar"/>
+        </w:rPr>
+        <w:t xml:space="preserve">## 6              6   16.70727       1  17.76015</w:t>
+      </w:r>
+      <w:r>
+        <w:br/>
+      </w:r>
+      <w:r>
+        <w:rPr>
+          <w:rStyle w:val="VerbatimChar"/>
+        </w:rPr>
+        <w:t xml:space="preserve">## 7              7   16.70727       1  17.37063</w:t>
+      </w:r>
+      <w:r>
+        <w:br/>
+      </w:r>
+      <w:r>
+        <w:rPr>
+          <w:rStyle w:val="VerbatimChar"/>
+        </w:rPr>
+        <w:t xml:space="preserve">## 8              8   16.70727       1  17.18381</w:t>
+      </w:r>
+      <w:r>
+        <w:br/>
+      </w:r>
+      <w:r>
+        <w:rPr>
+          <w:rStyle w:val="VerbatimChar"/>
+        </w:rPr>
+        <w:t xml:space="preserve">## 9              9   16.70727       1  16.85203</w:t>
+      </w:r>
+      <w:r>
+        <w:br/>
+      </w:r>
+      <w:r>
+        <w:rPr>
+          <w:rStyle w:val="VerbatimChar"/>
+        </w:rPr>
+        <w:t xml:space="preserve">## 10            10   16.70727       1  17.79917</w:t>
+      </w:r>
+      <w:r>
+        <w:br/>
+      </w:r>
+      <w:r>
+        <w:rPr>
+          <w:rStyle w:val="VerbatimChar"/>
+        </w:rPr>
+        <w:t xml:space="preserve">## 11            11   16.70727       1  17.44748</w:t>
+      </w:r>
+      <w:r>
+        <w:br/>
+      </w:r>
+      <w:r>
+        <w:rPr>
+          <w:rStyle w:val="VerbatimChar"/>
+        </w:rPr>
+        <w:t xml:space="preserve">## 12            12   16.70727       1  17.08424</w:t>
       </w:r>
     </w:p>
     <w:p>
@@ -8738,7 +10942,7 @@
         <w:pStyle w:val="BodyText"/>
       </w:pPr>
       <w:r>
-        <w:t xml:space="preserve">Write your formulated response here.</w:t>
+        <w:t xml:space="preserve">Based on the flexible model, the highest predicted profit for movie releases occurs in month 10, therefore that would be the recommendation to the executives to maximize revenues. Although the plot in part a shows the peak around month 6, the regression model controls for other factors such as budget and language, and predicts higher profitability in month 10.</w:t>
       </w:r>
     </w:p>
     <w:p>
@@ -8759,12 +10963,705 @@
       </w:pPr>
       <w:r>
         <w:rPr>
-          <w:rStyle w:val="CommentTok"/>
-        </w:rPr>
-        <w:t xml:space="preserve">#WRITE YOUR CODE HERE</w:t>
-      </w:r>
-    </w:p>
-    <w:bookmarkEnd w:id="38"/>
+          <w:rStyle w:val="NormalTok"/>
+        </w:rPr>
+        <w:t xml:space="preserve">movies</w:t>
+      </w:r>
+      <w:r>
+        <w:rPr>
+          <w:rStyle w:val="SpecialCharTok"/>
+        </w:rPr>
+        <w:t xml:space="preserve">$</w:t>
+      </w:r>
+      <w:r>
+        <w:rPr>
+          <w:rStyle w:val="NormalTok"/>
+        </w:rPr>
+        <w:t xml:space="preserve">log_revenue </w:t>
+      </w:r>
+      <w:r>
+        <w:rPr>
+          <w:rStyle w:val="OtherTok"/>
+        </w:rPr>
+        <w:t xml:space="preserve">&lt;-</w:t>
+      </w:r>
+      <w:r>
+        <w:rPr>
+          <w:rStyle w:val="NormalTok"/>
+        </w:rPr>
+        <w:t xml:space="preserve"> </w:t>
+      </w:r>
+      <w:r>
+        <w:rPr>
+          <w:rStyle w:val="FunctionTok"/>
+        </w:rPr>
+        <w:t xml:space="preserve">log</w:t>
+      </w:r>
+      <w:r>
+        <w:rPr>
+          <w:rStyle w:val="NormalTok"/>
+        </w:rPr>
+        <w:t xml:space="preserve">(movies</w:t>
+      </w:r>
+      <w:r>
+        <w:rPr>
+          <w:rStyle w:val="SpecialCharTok"/>
+        </w:rPr>
+        <w:t xml:space="preserve">$</w:t>
+      </w:r>
+      <w:r>
+        <w:rPr>
+          <w:rStyle w:val="NormalTok"/>
+        </w:rPr>
+        <w:t xml:space="preserve">revenue)</w:t>
+      </w:r>
+      <w:r>
+        <w:br/>
+      </w:r>
+      <w:r>
+        <w:rPr>
+          <w:rStyle w:val="NormalTok"/>
+        </w:rPr>
+        <w:t xml:space="preserve">movies</w:t>
+      </w:r>
+      <w:r>
+        <w:rPr>
+          <w:rStyle w:val="SpecialCharTok"/>
+        </w:rPr>
+        <w:t xml:space="preserve">$</w:t>
+      </w:r>
+      <w:r>
+        <w:rPr>
+          <w:rStyle w:val="NormalTok"/>
+        </w:rPr>
+        <w:t xml:space="preserve">log_revenue[movies</w:t>
+      </w:r>
+      <w:r>
+        <w:rPr>
+          <w:rStyle w:val="SpecialCharTok"/>
+        </w:rPr>
+        <w:t xml:space="preserve">$</w:t>
+      </w:r>
+      <w:r>
+        <w:rPr>
+          <w:rStyle w:val="NormalTok"/>
+        </w:rPr>
+        <w:t xml:space="preserve">revenue </w:t>
+      </w:r>
+      <w:r>
+        <w:rPr>
+          <w:rStyle w:val="SpecialCharTok"/>
+        </w:rPr>
+        <w:t xml:space="preserve">&lt;=</w:t>
+      </w:r>
+      <w:r>
+        <w:rPr>
+          <w:rStyle w:val="NormalTok"/>
+        </w:rPr>
+        <w:t xml:space="preserve"> </w:t>
+      </w:r>
+      <w:r>
+        <w:rPr>
+          <w:rStyle w:val="DecValTok"/>
+        </w:rPr>
+        <w:t xml:space="preserve">0</w:t>
+      </w:r>
+      <w:r>
+        <w:rPr>
+          <w:rStyle w:val="NormalTok"/>
+        </w:rPr>
+        <w:t xml:space="preserve">] </w:t>
+      </w:r>
+      <w:r>
+        <w:rPr>
+          <w:rStyle w:val="OtherTok"/>
+        </w:rPr>
+        <w:t xml:space="preserve">&lt;-</w:t>
+      </w:r>
+      <w:r>
+        <w:rPr>
+          <w:rStyle w:val="NormalTok"/>
+        </w:rPr>
+        <w:t xml:space="preserve"> </w:t>
+      </w:r>
+      <w:r>
+        <w:rPr>
+          <w:rStyle w:val="ConstantTok"/>
+        </w:rPr>
+        <w:t xml:space="preserve">NA</w:t>
+      </w:r>
+      <w:r>
+        <w:br/>
+      </w:r>
+      <w:r>
+        <w:br/>
+      </w:r>
+      <w:r>
+        <w:rPr>
+          <w:rStyle w:val="NormalTok"/>
+        </w:rPr>
+        <w:t xml:space="preserve">revenue_model </w:t>
+      </w:r>
+      <w:r>
+        <w:rPr>
+          <w:rStyle w:val="OtherTok"/>
+        </w:rPr>
+        <w:t xml:space="preserve">&lt;-</w:t>
+      </w:r>
+      <w:r>
+        <w:rPr>
+          <w:rStyle w:val="NormalTok"/>
+        </w:rPr>
+        <w:t xml:space="preserve"> </w:t>
+      </w:r>
+      <w:r>
+        <w:rPr>
+          <w:rStyle w:val="FunctionTok"/>
+        </w:rPr>
+        <w:t xml:space="preserve">lm</w:t>
+      </w:r>
+      <w:r>
+        <w:rPr>
+          <w:rStyle w:val="NormalTok"/>
+        </w:rPr>
+        <w:t xml:space="preserve">(</w:t>
+      </w:r>
+      <w:r>
+        <w:br/>
+      </w:r>
+      <w:r>
+        <w:rPr>
+          <w:rStyle w:val="NormalTok"/>
+        </w:rPr>
+        <w:t xml:space="preserve">  log_revenue </w:t>
+      </w:r>
+      <w:r>
+        <w:rPr>
+          <w:rStyle w:val="SpecialCharTok"/>
+        </w:rPr>
+        <w:t xml:space="preserve">~</w:t>
+      </w:r>
+      <w:r>
+        <w:br/>
+      </w:r>
+      <w:r>
+        <w:rPr>
+          <w:rStyle w:val="NormalTok"/>
+        </w:rPr>
+        <w:t xml:space="preserve">    log_budget </w:t>
+      </w:r>
+      <w:r>
+        <w:rPr>
+          <w:rStyle w:val="SpecialCharTok"/>
+        </w:rPr>
+        <w:t xml:space="preserve">+</w:t>
+      </w:r>
+      <w:r>
+        <w:br/>
+      </w:r>
+      <w:r>
+        <w:rPr>
+          <w:rStyle w:val="NormalTok"/>
+        </w:rPr>
+        <w:t xml:space="preserve">    english </w:t>
+      </w:r>
+      <w:r>
+        <w:rPr>
+          <w:rStyle w:val="SpecialCharTok"/>
+        </w:rPr>
+        <w:t xml:space="preserve">+</w:t>
+      </w:r>
+      <w:r>
+        <w:br/>
+      </w:r>
+      <w:r>
+        <w:rPr>
+          <w:rStyle w:val="NormalTok"/>
+        </w:rPr>
+        <w:t xml:space="preserve">    </w:t>
+      </w:r>
+      <w:r>
+        <w:rPr>
+          <w:rStyle w:val="FunctionTok"/>
+        </w:rPr>
+        <w:t xml:space="preserve">factor</w:t>
+      </w:r>
+      <w:r>
+        <w:rPr>
+          <w:rStyle w:val="NormalTok"/>
+        </w:rPr>
+        <w:t xml:space="preserve">(genre) </w:t>
+      </w:r>
+      <w:r>
+        <w:rPr>
+          <w:rStyle w:val="SpecialCharTok"/>
+        </w:rPr>
+        <w:t xml:space="preserve">+</w:t>
+      </w:r>
+      <w:r>
+        <w:br/>
+      </w:r>
+      <w:r>
+        <w:rPr>
+          <w:rStyle w:val="NormalTok"/>
+        </w:rPr>
+        <w:t xml:space="preserve">    </w:t>
+      </w:r>
+      <w:r>
+        <w:rPr>
+          <w:rStyle w:val="FunctionTok"/>
+        </w:rPr>
+        <w:t xml:space="preserve">factor</w:t>
+      </w:r>
+      <w:r>
+        <w:rPr>
+          <w:rStyle w:val="NormalTok"/>
+        </w:rPr>
+        <w:t xml:space="preserve">(release_month),</w:t>
+      </w:r>
+      <w:r>
+        <w:br/>
+      </w:r>
+      <w:r>
+        <w:rPr>
+          <w:rStyle w:val="NormalTok"/>
+        </w:rPr>
+        <w:t xml:space="preserve">  </w:t>
+      </w:r>
+      <w:r>
+        <w:rPr>
+          <w:rStyle w:val="AttributeTok"/>
+        </w:rPr>
+        <w:t xml:space="preserve">data =</w:t>
+      </w:r>
+      <w:r>
+        <w:rPr>
+          <w:rStyle w:val="NormalTok"/>
+        </w:rPr>
+        <w:t xml:space="preserve"> movies</w:t>
+      </w:r>
+      <w:r>
+        <w:br/>
+      </w:r>
+      <w:r>
+        <w:rPr>
+          <w:rStyle w:val="NormalTok"/>
+        </w:rPr>
+        <w:t xml:space="preserve">)</w:t>
+      </w:r>
+      <w:r>
+        <w:br/>
+      </w:r>
+      <w:r>
+        <w:br/>
+      </w:r>
+      <w:r>
+        <w:rPr>
+          <w:rStyle w:val="NormalTok"/>
+        </w:rPr>
+        <w:t xml:space="preserve">new_movie </w:t>
+      </w:r>
+      <w:r>
+        <w:rPr>
+          <w:rStyle w:val="OtherTok"/>
+        </w:rPr>
+        <w:t xml:space="preserve">&lt;-</w:t>
+      </w:r>
+      <w:r>
+        <w:rPr>
+          <w:rStyle w:val="NormalTok"/>
+        </w:rPr>
+        <w:t xml:space="preserve"> </w:t>
+      </w:r>
+      <w:r>
+        <w:rPr>
+          <w:rStyle w:val="FunctionTok"/>
+        </w:rPr>
+        <w:t xml:space="preserve">data.frame</w:t>
+      </w:r>
+      <w:r>
+        <w:rPr>
+          <w:rStyle w:val="NormalTok"/>
+        </w:rPr>
+        <w:t xml:space="preserve">(</w:t>
+      </w:r>
+      <w:r>
+        <w:br/>
+      </w:r>
+      <w:r>
+        <w:rPr>
+          <w:rStyle w:val="NormalTok"/>
+        </w:rPr>
+        <w:t xml:space="preserve">  </w:t>
+      </w:r>
+      <w:r>
+        <w:rPr>
+          <w:rStyle w:val="AttributeTok"/>
+        </w:rPr>
+        <w:t xml:space="preserve">log_budget =</w:t>
+      </w:r>
+      <w:r>
+        <w:rPr>
+          <w:rStyle w:val="NormalTok"/>
+        </w:rPr>
+        <w:t xml:space="preserve"> </w:t>
+      </w:r>
+      <w:r>
+        <w:rPr>
+          <w:rStyle w:val="FunctionTok"/>
+        </w:rPr>
+        <w:t xml:space="preserve">log</w:t>
+      </w:r>
+      <w:r>
+        <w:rPr>
+          <w:rStyle w:val="NormalTok"/>
+        </w:rPr>
+        <w:t xml:space="preserve">(</w:t>
+      </w:r>
+      <w:r>
+        <w:rPr>
+          <w:rStyle w:val="DecValTok"/>
+        </w:rPr>
+        <w:t xml:space="preserve">40000000</w:t>
+      </w:r>
+      <w:r>
+        <w:rPr>
+          <w:rStyle w:val="NormalTok"/>
+        </w:rPr>
+        <w:t xml:space="preserve">),</w:t>
+      </w:r>
+      <w:r>
+        <w:br/>
+      </w:r>
+      <w:r>
+        <w:rPr>
+          <w:rStyle w:val="NormalTok"/>
+        </w:rPr>
+        <w:t xml:space="preserve">  </w:t>
+      </w:r>
+      <w:r>
+        <w:rPr>
+          <w:rStyle w:val="AttributeTok"/>
+        </w:rPr>
+        <w:t xml:space="preserve">english =</w:t>
+      </w:r>
+      <w:r>
+        <w:rPr>
+          <w:rStyle w:val="NormalTok"/>
+        </w:rPr>
+        <w:t xml:space="preserve"> </w:t>
+      </w:r>
+      <w:r>
+        <w:rPr>
+          <w:rStyle w:val="DecValTok"/>
+        </w:rPr>
+        <w:t xml:space="preserve">1</w:t>
+      </w:r>
+      <w:r>
+        <w:rPr>
+          <w:rStyle w:val="NormalTok"/>
+        </w:rPr>
+        <w:t xml:space="preserve">,</w:t>
+      </w:r>
+      <w:r>
+        <w:br/>
+      </w:r>
+      <w:r>
+        <w:rPr>
+          <w:rStyle w:val="NormalTok"/>
+        </w:rPr>
+        <w:t xml:space="preserve">  </w:t>
+      </w:r>
+      <w:r>
+        <w:rPr>
+          <w:rStyle w:val="AttributeTok"/>
+        </w:rPr>
+        <w:t xml:space="preserve">genre =</w:t>
+      </w:r>
+      <w:r>
+        <w:rPr>
+          <w:rStyle w:val="NormalTok"/>
+        </w:rPr>
+        <w:t xml:space="preserve"> </w:t>
+      </w:r>
+      <w:r>
+        <w:rPr>
+          <w:rStyle w:val="StringTok"/>
+        </w:rPr>
+        <w:t xml:space="preserve">"Thriller"</w:t>
+      </w:r>
+      <w:r>
+        <w:rPr>
+          <w:rStyle w:val="NormalTok"/>
+        </w:rPr>
+        <w:t xml:space="preserve">,</w:t>
+      </w:r>
+      <w:r>
+        <w:br/>
+      </w:r>
+      <w:r>
+        <w:rPr>
+          <w:rStyle w:val="NormalTok"/>
+        </w:rPr>
+        <w:t xml:space="preserve">  </w:t>
+      </w:r>
+      <w:r>
+        <w:rPr>
+          <w:rStyle w:val="AttributeTok"/>
+        </w:rPr>
+        <w:t xml:space="preserve">release_month =</w:t>
+      </w:r>
+      <w:r>
+        <w:rPr>
+          <w:rStyle w:val="NormalTok"/>
+        </w:rPr>
+        <w:t xml:space="preserve"> </w:t>
+      </w:r>
+      <w:r>
+        <w:rPr>
+          <w:rStyle w:val="DecValTok"/>
+        </w:rPr>
+        <w:t xml:space="preserve">10</w:t>
+      </w:r>
+      <w:r>
+        <w:br/>
+      </w:r>
+      <w:r>
+        <w:rPr>
+          <w:rStyle w:val="NormalTok"/>
+        </w:rPr>
+        <w:t xml:space="preserve">)</w:t>
+      </w:r>
+      <w:r>
+        <w:br/>
+      </w:r>
+      <w:r>
+        <w:br/>
+      </w:r>
+      <w:r>
+        <w:rPr>
+          <w:rStyle w:val="NormalTok"/>
+        </w:rPr>
+        <w:t xml:space="preserve">prediction </w:t>
+      </w:r>
+      <w:r>
+        <w:rPr>
+          <w:rStyle w:val="OtherTok"/>
+        </w:rPr>
+        <w:t xml:space="preserve">&lt;-</w:t>
+      </w:r>
+      <w:r>
+        <w:rPr>
+          <w:rStyle w:val="NormalTok"/>
+        </w:rPr>
+        <w:t xml:space="preserve"> </w:t>
+      </w:r>
+      <w:r>
+        <w:rPr>
+          <w:rStyle w:val="FunctionTok"/>
+        </w:rPr>
+        <w:t xml:space="preserve">predict</w:t>
+      </w:r>
+      <w:r>
+        <w:rPr>
+          <w:rStyle w:val="NormalTok"/>
+        </w:rPr>
+        <w:t xml:space="preserve">(</w:t>
+      </w:r>
+      <w:r>
+        <w:br/>
+      </w:r>
+      <w:r>
+        <w:rPr>
+          <w:rStyle w:val="NormalTok"/>
+        </w:rPr>
+        <w:t xml:space="preserve">  revenue_model,</w:t>
+      </w:r>
+      <w:r>
+        <w:br/>
+      </w:r>
+      <w:r>
+        <w:rPr>
+          <w:rStyle w:val="NormalTok"/>
+        </w:rPr>
+        <w:t xml:space="preserve">  </w:t>
+      </w:r>
+      <w:r>
+        <w:rPr>
+          <w:rStyle w:val="AttributeTok"/>
+        </w:rPr>
+        <w:t xml:space="preserve">newdata =</w:t>
+      </w:r>
+      <w:r>
+        <w:rPr>
+          <w:rStyle w:val="NormalTok"/>
+        </w:rPr>
+        <w:t xml:space="preserve"> new_movie,</w:t>
+      </w:r>
+      <w:r>
+        <w:br/>
+      </w:r>
+      <w:r>
+        <w:rPr>
+          <w:rStyle w:val="NormalTok"/>
+        </w:rPr>
+        <w:t xml:space="preserve">  </w:t>
+      </w:r>
+      <w:r>
+        <w:rPr>
+          <w:rStyle w:val="AttributeTok"/>
+        </w:rPr>
+        <w:t xml:space="preserve">interval =</w:t>
+      </w:r>
+      <w:r>
+        <w:rPr>
+          <w:rStyle w:val="NormalTok"/>
+        </w:rPr>
+        <w:t xml:space="preserve"> </w:t>
+      </w:r>
+      <w:r>
+        <w:rPr>
+          <w:rStyle w:val="StringTok"/>
+        </w:rPr>
+        <w:t xml:space="preserve">"prediction"</w:t>
+      </w:r>
+      <w:r>
+        <w:rPr>
+          <w:rStyle w:val="NormalTok"/>
+        </w:rPr>
+        <w:t xml:space="preserve">,</w:t>
+      </w:r>
+      <w:r>
+        <w:br/>
+      </w:r>
+      <w:r>
+        <w:rPr>
+          <w:rStyle w:val="NormalTok"/>
+        </w:rPr>
+        <w:t xml:space="preserve">  </w:t>
+      </w:r>
+      <w:r>
+        <w:rPr>
+          <w:rStyle w:val="AttributeTok"/>
+        </w:rPr>
+        <w:t xml:space="preserve">level =</w:t>
+      </w:r>
+      <w:r>
+        <w:rPr>
+          <w:rStyle w:val="NormalTok"/>
+        </w:rPr>
+        <w:t xml:space="preserve"> </w:t>
+      </w:r>
+      <w:r>
+        <w:rPr>
+          <w:rStyle w:val="FloatTok"/>
+        </w:rPr>
+        <w:t xml:space="preserve">0.99</w:t>
+      </w:r>
+      <w:r>
+        <w:br/>
+      </w:r>
+      <w:r>
+        <w:rPr>
+          <w:rStyle w:val="NormalTok"/>
+        </w:rPr>
+        <w:t xml:space="preserve">)</w:t>
+      </w:r>
+      <w:r>
+        <w:br/>
+      </w:r>
+      <w:r>
+        <w:br/>
+      </w:r>
+      <w:r>
+        <w:rPr>
+          <w:rStyle w:val="NormalTok"/>
+        </w:rPr>
+        <w:t xml:space="preserve">prediction</w:t>
+      </w:r>
+    </w:p>
+    <w:p>
+      <w:pPr>
+        <w:pStyle w:val="SourceCode"/>
+      </w:pPr>
+      <w:r>
+        <w:rPr>
+          <w:rStyle w:val="VerbatimChar"/>
+        </w:rPr>
+        <w:t xml:space="preserve">##        fit      lwr      upr</w:t>
+      </w:r>
+      <w:r>
+        <w:br/>
+      </w:r>
+      <w:r>
+        <w:rPr>
+          <w:rStyle w:val="VerbatimChar"/>
+        </w:rPr>
+        <w:t xml:space="preserve">## 1 18.13123 14.28995 21.97251</w:t>
+      </w:r>
+    </w:p>
+    <w:p>
+      <w:pPr>
+        <w:pStyle w:val="SourceCode"/>
+      </w:pPr>
+      <w:r>
+        <w:rPr>
+          <w:rStyle w:val="FunctionTok"/>
+        </w:rPr>
+        <w:t xml:space="preserve">exp</w:t>
+      </w:r>
+      <w:r>
+        <w:rPr>
+          <w:rStyle w:val="NormalTok"/>
+        </w:rPr>
+        <w:t xml:space="preserve">(prediction)</w:t>
+      </w:r>
+    </w:p>
+    <w:p>
+      <w:pPr>
+        <w:pStyle w:val="SourceCode"/>
+      </w:pPr>
+      <w:r>
+        <w:rPr>
+          <w:rStyle w:val="VerbatimChar"/>
+        </w:rPr>
+        <w:t xml:space="preserve">##        fit     lwr        upr</w:t>
+      </w:r>
+      <w:r>
+        <w:br/>
+      </w:r>
+      <w:r>
+        <w:rPr>
+          <w:rStyle w:val="VerbatimChar"/>
+        </w:rPr>
+        <w:t xml:space="preserve">## 1 74867481 1607108 3487718371</w:t>
+      </w:r>
+    </w:p>
+    <w:p>
+      <w:pPr>
+        <w:pStyle w:val="FirstParagraph"/>
+      </w:pPr>
+      <w:r>
+        <w:rPr>
+          <w:b/>
+          <w:bCs/>
+        </w:rPr>
+        <w:t xml:space="preserve">Your Answer:</w:t>
+      </w:r>
+      <w:r>
+        <w:t xml:space="preserve"> </w:t>
+      </w:r>
+      <w:r>
+        <w:t xml:space="preserve">For a thriller movie in the english language and a budget of $40 million to be release in month 10, the model has predicted a revenue of approximately $74.9 million</w:t>
+      </w:r>
+      <w:r>
+        <w:t xml:space="preserve"> </w:t>
+      </w:r>
+      <w:r>
+        <w:t xml:space="preserve">The 99% interval ranges from approximately $1.61 million to $3.49 billion, which is a significantly wide interval, reflecting the substantial uncertainty and variability in movie revenues. Although the model predicts a revenue of $74.9 million, the number can greatly vary depending on factors that are not captured by the model</w:t>
+      </w:r>
+    </w:p>
+    <w:bookmarkEnd w:id="41"/>
     <w:sectPr>
       <w:footnotePr>
         <w:numRestart w:val="eachSect"/>
